--- a/2026C_formal/deliver/问题四对应的代码与说明/问题四_代码说明.docx
+++ b/2026C_formal/deliver/问题四对应的代码与说明/问题四_代码说明.docx
@@ -59,6 +59,26 @@
     <w:p>
       <w:r>
         <w:t>报送窗口内，对应第二问的波动电价购电总费用为 16320514.83 元；对应第三问的部分在引入日内价格预测更新后降为 15225713.07 元，降幅 1094801.76 元。</w:t>
+      </w:r>
+    </w:p>
+    <w:p>
+      <w:r>
+        <w:t>作为对照，若假设未来真实电价提前已知，费用可降至 16253521.47 元，与实际 16320514.83 元之差即电价不确定性的代价。</w:t>
+      </w:r>
+    </w:p>
+    <w:p>
+      <w:r>
+        <w:t>若完全不建模电价风险、只按中心价格预测优化，费用为 16298488.17 元，比含价格情景的 16320514.83 元低 22026.66 元（0.14%）。</w:t>
+      </w:r>
+    </w:p>
+    <w:p>
+      <w:r>
+        <w:t>在引入日内价格更新后该差异收窄为 29441.58 元（15196271.49 元 对 15225713.07 元）。</w:t>
+      </w:r>
+    </w:p>
+    <w:p>
+      <w:r>
+        <w:t>两处消融都指向同一结论：在本数据上，电价随机情景并未降低实现费用——中心预测已足够准，按情景对冲反而略偏保守。随机建模的价值在于对价格波动的稳健性（情景可覆盖负电价等极端情形），而不是降低这一条实测价格路径上的费用。</w:t>
       </w:r>
     </w:p>
     <w:p>

--- a/2026C_formal/deliver/问题四对应的代码与说明/问题四_代码说明.docx
+++ b/2026C_formal/deliver/问题四对应的代码与说明/问题四_代码说明.docx
@@ -8,7 +8,8 @@
       </w:pPr>
       <w:r>
         <w:rPr>
-          <w:rFonts w:ascii="Times New Roman" w:hAnsi="Times New Roman" w:eastAsia="黑体"/>
+          <w:rFonts w:ascii="宋体" w:hAnsi="宋体" w:eastAsia="宋体" w:cs="宋体"/>
+          <w:color w:val="000000"/>
         </w:rPr>
         <w:t>问题四_代码说明</w:t>
       </w:r>
@@ -19,13 +20,19 @@
       </w:pPr>
       <w:r>
         <w:rPr>
-          <w:rFonts w:ascii="Times New Roman" w:hAnsi="Times New Roman" w:eastAsia="黑体"/>
+          <w:rFonts w:ascii="宋体" w:hAnsi="宋体" w:eastAsia="宋体" w:cs="宋体"/>
+          <w:color w:val="000000"/>
         </w:rPr>
         <w:t>算的是什么</w:t>
       </w:r>
     </w:p>
     <w:p>
+      <w:pPr/>
       <w:r>
+        <w:rPr>
+          <w:rFonts w:ascii="宋体" w:hAnsi="宋体" w:eastAsia="宋体" w:cs="宋体"/>
+          <w:color w:val="000000"/>
+        </w:rPr>
         <w:t>本程序解决题目第四问：当外部电网的实时电价本身也是波动的、且只能预测而不能提前知道时，重新计算第二问与第三问的购电策略。电价属于事前不可知的信息，只有在该时段真正到来之后才能作为实际交易价格使用。</w:t>
       </w:r>
     </w:p>
@@ -35,14 +42,20 @@
       </w:pPr>
       <w:r>
         <w:rPr>
-          <w:rFonts w:ascii="Times New Roman" w:hAnsi="Times New Roman" w:eastAsia="黑体"/>
+          <w:rFonts w:ascii="宋体" w:hAnsi="宋体" w:eastAsia="宋体" w:cs="宋体"/>
+          <w:color w:val="000000"/>
         </w:rPr>
         <w:t>按什么思路实现</w:t>
       </w:r>
     </w:p>
     <w:p>
+      <w:pPr/>
       <w:r>
-        <w:t>电价预测沿用与负荷、光伏一致的思路：同周期回溯给出基础预测，再用历史同时段误差做偏差校正。负荷误差、光伏误差与电价误差从同一个历史误差日联合抽取，以保留三者之间的相关性；电价情景不做非负截断（真实市场允许负电价）。对应第二问的那份只在零时做一次预测与优化；对应第三问的那份在六时、十二时、十八时用已实现的价格刷新价格预测并重新优化，刷新只作用于当天尚未执行的时段，未来日仍按零时版本处理。两个口径的最终费用一律用附件给出的真实电价重新结算，紧急购电按真实电价的 5 倍计价。</w:t>
+        <w:rPr>
+          <w:rFonts w:ascii="宋体" w:hAnsi="宋体" w:eastAsia="宋体" w:cs="宋体"/>
+          <w:color w:val="000000"/>
+        </w:rPr>
+        <w:t>电价预测沿用与负荷、光伏一致的思路：同周期回溯给出基础预测，再用历史同时段误差做偏差校正。负荷误差、光伏误差与电价误差从同一个历史误差日联合抽取，以保留三者之间的相关性；电价情景不做非负截断（真实市场允许负电价）。对应第二问的那份只在零时做一次预测与优化；对应第三问的那份在六时、十二时、十八时用已实现的价格刷新价格预测并重新优化，刷新只作用于当天尚未执行的时段，未来日仍按零时版本处理。两个口径的最终费用一律用附件给出的真实电价重新结算，紧急购电按真实电价的5倍计价。</w:t>
       </w:r>
     </w:p>
     <w:p>
@@ -51,38 +64,69 @@
       </w:pPr>
       <w:r>
         <w:rPr>
-          <w:rFonts w:ascii="Times New Roman" w:hAnsi="Times New Roman" w:eastAsia="黑体"/>
+          <w:rFonts w:ascii="宋体" w:hAnsi="宋体" w:eastAsia="宋体" w:cs="宋体"/>
+          <w:color w:val="000000"/>
         </w:rPr>
         <w:t>得到什么结果</w:t>
       </w:r>
     </w:p>
     <w:p>
+      <w:pPr/>
       <w:r>
-        <w:t>报送窗口内，对应第二问的波动电价购电总费用为 16320514.83 元；对应第三问的部分在引入日内价格预测更新后降为 15225713.07 元，降幅 1094801.76 元。</w:t>
+        <w:rPr>
+          <w:rFonts w:ascii="宋体" w:hAnsi="宋体" w:eastAsia="宋体" w:cs="宋体"/>
+          <w:color w:val="000000"/>
+        </w:rPr>
+        <w:t>报送窗口内，对应第二问的波动电价购电总费用为16320514.83元；对应第三问的部分在引入日内价格预测更新后降为15225713.07元，降幅1094801.76元。</w:t>
       </w:r>
     </w:p>
     <w:p>
+      <w:pPr/>
       <w:r>
-        <w:t>作为对照，若假设未来真实电价提前已知，费用可降至 16253521.47 元，与实际 16320514.83 元之差即电价不确定性的代价。</w:t>
+        <w:rPr>
+          <w:rFonts w:ascii="宋体" w:hAnsi="宋体" w:eastAsia="宋体" w:cs="宋体"/>
+          <w:color w:val="000000"/>
+        </w:rPr>
+        <w:t>作为对照，若假设未来真实电价提前已知，费用可降至16253521.47元，与实际16320514.83元之差即电价不确定性的代价。</w:t>
       </w:r>
     </w:p>
     <w:p>
+      <w:pPr/>
       <w:r>
-        <w:t>若完全不建模电价风险、只按中心价格预测优化，费用为 16298488.17 元，比含价格情景的 16320514.83 元低 22026.66 元（0.14%）。</w:t>
+        <w:rPr>
+          <w:rFonts w:ascii="宋体" w:hAnsi="宋体" w:eastAsia="宋体" w:cs="宋体"/>
+          <w:color w:val="000000"/>
+        </w:rPr>
+        <w:t>若完全不建模电价风险、只按中心价格预测优化，费用为16298488.17元，比含价格情景的16320514.83元低22026.66元（0.14%）。</w:t>
       </w:r>
     </w:p>
     <w:p>
+      <w:pPr/>
       <w:r>
-        <w:t>在引入日内价格更新后该差异收窄为 29441.58 元（15196271.49 元 对 15225713.07 元）。</w:t>
+        <w:rPr>
+          <w:rFonts w:ascii="宋体" w:hAnsi="宋体" w:eastAsia="宋体" w:cs="宋体"/>
+          <w:color w:val="000000"/>
+        </w:rPr>
+        <w:t>在引入日内价格更新后该差异收窄为29441.58元（15196271.49元 对15225713.07元）。</w:t>
       </w:r>
     </w:p>
     <w:p>
+      <w:pPr/>
       <w:r>
+        <w:rPr>
+          <w:rFonts w:ascii="宋体" w:hAnsi="宋体" w:eastAsia="宋体" w:cs="宋体"/>
+          <w:color w:val="000000"/>
+        </w:rPr>
         <w:t>两处消融都指向同一结论：在本数据上，电价随机情景并未降低实现费用——中心预测已足够准，按情景对冲反而略偏保守。随机建模的价值在于对价格波动的稳健性（情景可覆盖负电价等极端情形），而不是降低这一条实测价格路径上的费用。</w:t>
       </w:r>
     </w:p>
     <w:p>
+      <w:pPr/>
       <w:r>
+        <w:rPr>
+          <w:rFonts w:ascii="宋体" w:hAnsi="宋体" w:eastAsia="宋体" w:cs="宋体"/>
+          <w:color w:val="000000"/>
+        </w:rPr>
         <w:t>程序同时给出电价预测的平均绝对误差与均方根误差，并报告日内峰价时刻与谷价时刻的预测偏差——储能调度真正关心的是"什么时候贵、什么时候便宜"，而不只是平均误差。</w:t>
       </w:r>
     </w:p>
@@ -304,10 +348,11 @@
   <w:docDefaults>
     <w:rPrDefault>
       <w:rPr>
-        <w:rFonts w:asciiTheme="minorHAnsi" w:eastAsiaTheme="minorEastAsia" w:hAnsiTheme="minorHAnsi" w:cstheme="minorBidi"/>
+        <w:rFonts w:asciiTheme="minorHAnsi" w:eastAsiaTheme="minorEastAsia" w:hAnsiTheme="minorHAnsi" w:cstheme="minorBidi" w:ascii="宋体" w:hAnsi="宋体" w:eastAsia="宋体" w:cs="宋体"/>
         <w:sz w:val="22"/>
         <w:szCs w:val="22"/>
         <w:lang w:val="en-US" w:eastAsia="en-US" w:bidi="ar-SA"/>
+        <w:color w:val="000000"/>
       </w:rPr>
     </w:rPrDefault>
     <w:pPrDefault>
@@ -460,7 +505,8 @@
     <w:qFormat/>
     <w:rsid w:val="00FC693F"/>
     <w:rPr>
-      <w:rFonts w:ascii="Times New Roman" w:hAnsi="Times New Roman" w:eastAsia="宋体"/>
+      <w:rFonts w:ascii="宋体" w:hAnsi="宋体" w:eastAsia="宋体" w:cs="宋体"/>
+      <w:color w:val="000000"/>
       <w:sz w:val="24"/>
     </w:rPr>
   </w:style>
@@ -523,10 +569,10 @@
       <w:outlineLvl w:val="0"/>
     </w:pPr>
     <w:rPr>
-      <w:rFonts w:asciiTheme="majorHAnsi" w:eastAsiaTheme="majorEastAsia" w:hAnsiTheme="majorHAnsi" w:cstheme="majorBidi"/>
+      <w:rFonts w:asciiTheme="majorHAnsi" w:eastAsiaTheme="majorEastAsia" w:hAnsiTheme="majorHAnsi" w:cstheme="majorBidi" w:ascii="宋体" w:hAnsi="宋体" w:eastAsia="宋体" w:cs="宋体"/>
       <w:b/>
       <w:bCs/>
-      <w:color w:val="365F91" w:themeColor="accent1" w:themeShade="BF"/>
+      <w:color w:val="000000"/>
       <w:sz w:val="28"/>
       <w:szCs w:val="28"/>
     </w:rPr>
@@ -547,10 +593,10 @@
       <w:outlineLvl w:val="1"/>
     </w:pPr>
     <w:rPr>
-      <w:rFonts w:asciiTheme="majorHAnsi" w:eastAsiaTheme="majorEastAsia" w:hAnsiTheme="majorHAnsi" w:cstheme="majorBidi"/>
+      <w:rFonts w:asciiTheme="majorHAnsi" w:eastAsiaTheme="majorEastAsia" w:hAnsiTheme="majorHAnsi" w:cstheme="majorBidi" w:ascii="宋体" w:hAnsi="宋体" w:eastAsia="宋体" w:cs="宋体"/>
       <w:b/>
       <w:bCs/>
-      <w:color w:val="4F81BD" w:themeColor="accent1"/>
+      <w:color w:val="000000"/>
       <w:sz w:val="26"/>
       <w:szCs w:val="26"/>
     </w:rPr>
@@ -571,10 +617,10 @@
       <w:outlineLvl w:val="2"/>
     </w:pPr>
     <w:rPr>
-      <w:rFonts w:asciiTheme="majorHAnsi" w:eastAsiaTheme="majorEastAsia" w:hAnsiTheme="majorHAnsi" w:cstheme="majorBidi"/>
+      <w:rFonts w:asciiTheme="majorHAnsi" w:eastAsiaTheme="majorEastAsia" w:hAnsiTheme="majorHAnsi" w:cstheme="majorBidi" w:ascii="宋体" w:hAnsi="宋体" w:eastAsia="宋体" w:cs="宋体"/>
       <w:b/>
       <w:bCs/>
-      <w:color w:val="4F81BD" w:themeColor="accent1"/>
+      <w:color w:val="000000"/>
     </w:rPr>
   </w:style>
   <w:style w:type="paragraph" w:styleId="Heading4">
@@ -594,12 +640,12 @@
       <w:outlineLvl w:val="3"/>
     </w:pPr>
     <w:rPr>
-      <w:rFonts w:asciiTheme="majorHAnsi" w:eastAsiaTheme="majorEastAsia" w:hAnsiTheme="majorHAnsi" w:cstheme="majorBidi"/>
+      <w:rFonts w:asciiTheme="majorHAnsi" w:eastAsiaTheme="majorEastAsia" w:hAnsiTheme="majorHAnsi" w:cstheme="majorBidi" w:ascii="宋体" w:hAnsi="宋体" w:eastAsia="宋体" w:cs="宋体"/>
       <w:b/>
       <w:bCs/>
       <w:i/>
       <w:iCs/>
-      <w:color w:val="4F81BD" w:themeColor="accent1"/>
+      <w:color w:val="000000"/>
     </w:rPr>
   </w:style>
   <w:style w:type="paragraph" w:styleId="Heading5">
@@ -619,8 +665,8 @@
       <w:outlineLvl w:val="4"/>
     </w:pPr>
     <w:rPr>
-      <w:rFonts w:asciiTheme="majorHAnsi" w:eastAsiaTheme="majorEastAsia" w:hAnsiTheme="majorHAnsi" w:cstheme="majorBidi"/>
-      <w:color w:val="243F60" w:themeColor="accent1" w:themeShade="7F"/>
+      <w:rFonts w:asciiTheme="majorHAnsi" w:eastAsiaTheme="majorEastAsia" w:hAnsiTheme="majorHAnsi" w:cstheme="majorBidi" w:ascii="宋体" w:hAnsi="宋体" w:eastAsia="宋体" w:cs="宋体"/>
+      <w:color w:val="000000"/>
     </w:rPr>
   </w:style>
   <w:style w:type="paragraph" w:styleId="Heading6">
@@ -640,10 +686,10 @@
       <w:outlineLvl w:val="5"/>
     </w:pPr>
     <w:rPr>
-      <w:rFonts w:asciiTheme="majorHAnsi" w:eastAsiaTheme="majorEastAsia" w:hAnsiTheme="majorHAnsi" w:cstheme="majorBidi"/>
+      <w:rFonts w:asciiTheme="majorHAnsi" w:eastAsiaTheme="majorEastAsia" w:hAnsiTheme="majorHAnsi" w:cstheme="majorBidi" w:ascii="宋体" w:hAnsi="宋体" w:eastAsia="宋体" w:cs="宋体"/>
       <w:i/>
       <w:iCs/>
-      <w:color w:val="243F60" w:themeColor="accent1" w:themeShade="7F"/>
+      <w:color w:val="000000"/>
     </w:rPr>
   </w:style>
   <w:style w:type="paragraph" w:styleId="Heading7">
@@ -663,10 +709,10 @@
       <w:outlineLvl w:val="6"/>
     </w:pPr>
     <w:rPr>
-      <w:rFonts w:asciiTheme="majorHAnsi" w:eastAsiaTheme="majorEastAsia" w:hAnsiTheme="majorHAnsi" w:cstheme="majorBidi"/>
+      <w:rFonts w:asciiTheme="majorHAnsi" w:eastAsiaTheme="majorEastAsia" w:hAnsiTheme="majorHAnsi" w:cstheme="majorBidi" w:ascii="宋体" w:hAnsi="宋体" w:eastAsia="宋体" w:cs="宋体"/>
       <w:i/>
       <w:iCs/>
-      <w:color w:val="404040" w:themeColor="text1" w:themeTint="BF"/>
+      <w:color w:val="000000"/>
     </w:rPr>
   </w:style>
   <w:style w:type="paragraph" w:styleId="Heading8">
@@ -686,8 +732,8 @@
       <w:outlineLvl w:val="7"/>
     </w:pPr>
     <w:rPr>
-      <w:rFonts w:asciiTheme="majorHAnsi" w:eastAsiaTheme="majorEastAsia" w:hAnsiTheme="majorHAnsi" w:cstheme="majorBidi"/>
-      <w:color w:val="4F81BD" w:themeColor="accent1"/>
+      <w:rFonts w:asciiTheme="majorHAnsi" w:eastAsiaTheme="majorEastAsia" w:hAnsiTheme="majorHAnsi" w:cstheme="majorBidi" w:ascii="宋体" w:hAnsi="宋体" w:eastAsia="宋体" w:cs="宋体"/>
+      <w:color w:val="000000"/>
       <w:sz w:val="20"/>
       <w:szCs w:val="20"/>
     </w:rPr>
@@ -709,10 +755,10 @@
       <w:outlineLvl w:val="8"/>
     </w:pPr>
     <w:rPr>
-      <w:rFonts w:asciiTheme="majorHAnsi" w:eastAsiaTheme="majorEastAsia" w:hAnsiTheme="majorHAnsi" w:cstheme="majorBidi"/>
+      <w:rFonts w:asciiTheme="majorHAnsi" w:eastAsiaTheme="majorEastAsia" w:hAnsiTheme="majorHAnsi" w:cstheme="majorBidi" w:ascii="宋体" w:hAnsi="宋体" w:eastAsia="宋体" w:cs="宋体"/>
       <w:i/>
       <w:iCs/>
-      <w:color w:val="404040" w:themeColor="text1" w:themeTint="BF"/>
+      <w:color w:val="000000"/>
       <w:sz w:val="20"/>
       <w:szCs w:val="20"/>
     </w:rPr>
@@ -760,10 +806,10 @@
     <w:uiPriority w:val="9"/>
     <w:rsid w:val="00FC693F"/>
     <w:rPr>
-      <w:rFonts w:asciiTheme="majorHAnsi" w:eastAsiaTheme="majorEastAsia" w:hAnsiTheme="majorHAnsi" w:cstheme="majorBidi"/>
+      <w:rFonts w:asciiTheme="majorHAnsi" w:eastAsiaTheme="majorEastAsia" w:hAnsiTheme="majorHAnsi" w:cstheme="majorBidi" w:ascii="宋体" w:hAnsi="宋体" w:eastAsia="宋体" w:cs="宋体"/>
       <w:b/>
       <w:bCs/>
-      <w:color w:val="365F91" w:themeColor="accent1" w:themeShade="BF"/>
+      <w:color w:val="000000"/>
       <w:sz w:val="28"/>
       <w:szCs w:val="28"/>
     </w:rPr>
@@ -775,10 +821,10 @@
     <w:uiPriority w:val="9"/>
     <w:rsid w:val="00FC693F"/>
     <w:rPr>
-      <w:rFonts w:asciiTheme="majorHAnsi" w:eastAsiaTheme="majorEastAsia" w:hAnsiTheme="majorHAnsi" w:cstheme="majorBidi"/>
+      <w:rFonts w:asciiTheme="majorHAnsi" w:eastAsiaTheme="majorEastAsia" w:hAnsiTheme="majorHAnsi" w:cstheme="majorBidi" w:ascii="宋体" w:hAnsi="宋体" w:eastAsia="宋体" w:cs="宋体"/>
       <w:b/>
       <w:bCs/>
-      <w:color w:val="4F81BD" w:themeColor="accent1"/>
+      <w:color w:val="000000"/>
       <w:sz w:val="26"/>
       <w:szCs w:val="26"/>
     </w:rPr>
@@ -790,10 +836,10 @@
     <w:uiPriority w:val="9"/>
     <w:rsid w:val="00FC693F"/>
     <w:rPr>
-      <w:rFonts w:asciiTheme="majorHAnsi" w:eastAsiaTheme="majorEastAsia" w:hAnsiTheme="majorHAnsi" w:cstheme="majorBidi"/>
+      <w:rFonts w:asciiTheme="majorHAnsi" w:eastAsiaTheme="majorEastAsia" w:hAnsiTheme="majorHAnsi" w:cstheme="majorBidi" w:ascii="宋体" w:hAnsi="宋体" w:eastAsia="宋体" w:cs="宋体"/>
       <w:b/>
       <w:bCs/>
-      <w:color w:val="4F81BD" w:themeColor="accent1"/>
+      <w:color w:val="000000"/>
     </w:rPr>
   </w:style>
   <w:style w:type="paragraph" w:styleId="Title">
@@ -812,8 +858,8 @@
       <w:contextualSpacing/>
     </w:pPr>
     <w:rPr>
-      <w:rFonts w:asciiTheme="majorHAnsi" w:eastAsiaTheme="majorEastAsia" w:hAnsiTheme="majorHAnsi" w:cstheme="majorBidi"/>
-      <w:color w:val="17365D" w:themeColor="text2" w:themeShade="BF"/>
+      <w:rFonts w:asciiTheme="majorHAnsi" w:eastAsiaTheme="majorEastAsia" w:hAnsiTheme="majorHAnsi" w:cstheme="majorBidi" w:ascii="宋体" w:hAnsi="宋体" w:eastAsia="宋体" w:cs="宋体"/>
+      <w:color w:val="000000"/>
       <w:spacing w:val="5"/>
       <w:kern w:val="28"/>
       <w:sz w:val="52"/>
@@ -827,8 +873,8 @@
     <w:uiPriority w:val="10"/>
     <w:rsid w:val="00FC693F"/>
     <w:rPr>
-      <w:rFonts w:asciiTheme="majorHAnsi" w:eastAsiaTheme="majorEastAsia" w:hAnsiTheme="majorHAnsi" w:cstheme="majorBidi"/>
-      <w:color w:val="17365D" w:themeColor="text2" w:themeShade="BF"/>
+      <w:rFonts w:asciiTheme="majorHAnsi" w:eastAsiaTheme="majorEastAsia" w:hAnsiTheme="majorHAnsi" w:cstheme="majorBidi" w:ascii="宋体" w:hAnsi="宋体" w:eastAsia="宋体" w:cs="宋体"/>
+      <w:color w:val="000000"/>
       <w:spacing w:val="5"/>
       <w:kern w:val="28"/>
       <w:sz w:val="52"/>
@@ -849,10 +895,10 @@
       </w:numPr>
     </w:pPr>
     <w:rPr>
-      <w:rFonts w:asciiTheme="majorHAnsi" w:eastAsiaTheme="majorEastAsia" w:hAnsiTheme="majorHAnsi" w:cstheme="majorBidi"/>
+      <w:rFonts w:asciiTheme="majorHAnsi" w:eastAsiaTheme="majorEastAsia" w:hAnsiTheme="majorHAnsi" w:cstheme="majorBidi" w:ascii="宋体" w:hAnsi="宋体" w:eastAsia="宋体" w:cs="宋体"/>
       <w:i/>
       <w:iCs/>
-      <w:color w:val="4F81BD" w:themeColor="accent1"/>
+      <w:color w:val="000000"/>
       <w:spacing w:val="15"/>
       <w:sz w:val="24"/>
       <w:szCs w:val="24"/>
@@ -865,10 +911,10 @@
     <w:uiPriority w:val="11"/>
     <w:rsid w:val="00FC693F"/>
     <w:rPr>
-      <w:rFonts w:asciiTheme="majorHAnsi" w:eastAsiaTheme="majorEastAsia" w:hAnsiTheme="majorHAnsi" w:cstheme="majorBidi"/>
+      <w:rFonts w:asciiTheme="majorHAnsi" w:eastAsiaTheme="majorEastAsia" w:hAnsiTheme="majorHAnsi" w:cstheme="majorBidi" w:ascii="宋体" w:hAnsi="宋体" w:eastAsia="宋体" w:cs="宋体"/>
       <w:i/>
       <w:iCs/>
-      <w:color w:val="4F81BD" w:themeColor="accent1"/>
+      <w:color w:val="000000"/>
       <w:spacing w:val="15"/>
       <w:sz w:val="24"/>
       <w:szCs w:val="24"/>
@@ -1112,7 +1158,7 @@
       </w:tabs>
     </w:pPr>
     <w:rPr>
-      <w:rFonts w:ascii="Courier" w:hAnsi="Courier"/>
+      <w:rFonts w:ascii="宋体" w:hAnsi="宋体" w:eastAsia="宋体" w:cs="宋体"/>
       <w:sz w:val="20"/>
       <w:szCs w:val="20"/>
     </w:rPr>
@@ -1124,7 +1170,7 @@
     <w:uiPriority w:val="99"/>
     <w:rsid w:val="0029639D"/>
     <w:rPr>
-      <w:rFonts w:ascii="Courier" w:hAnsi="Courier"/>
+      <w:rFonts w:ascii="宋体" w:hAnsi="宋体" w:eastAsia="宋体" w:cs="宋体"/>
       <w:sz w:val="20"/>
       <w:szCs w:val="20"/>
     </w:rPr>
@@ -1140,7 +1186,7 @@
     <w:rPr>
       <w:i/>
       <w:iCs/>
-      <w:color w:val="000000" w:themeColor="text1"/>
+      <w:color w:val="000000"/>
     </w:rPr>
   </w:style>
   <w:style w:type="character" w:customStyle="1" w:styleId="QuoteChar">
@@ -1152,7 +1198,7 @@
     <w:rPr>
       <w:i/>
       <w:iCs/>
-      <w:color w:val="000000" w:themeColor="text1"/>
+      <w:color w:val="000000"/>
     </w:rPr>
   </w:style>
   <w:style w:type="character" w:customStyle="1" w:styleId="Heading4Char">
@@ -1163,12 +1209,12 @@
     <w:semiHidden/>
     <w:rsid w:val="00FC693F"/>
     <w:rPr>
-      <w:rFonts w:asciiTheme="majorHAnsi" w:eastAsiaTheme="majorEastAsia" w:hAnsiTheme="majorHAnsi" w:cstheme="majorBidi"/>
+      <w:rFonts w:asciiTheme="majorHAnsi" w:eastAsiaTheme="majorEastAsia" w:hAnsiTheme="majorHAnsi" w:cstheme="majorBidi" w:ascii="宋体" w:hAnsi="宋体" w:eastAsia="宋体" w:cs="宋体"/>
       <w:b/>
       <w:bCs/>
       <w:i/>
       <w:iCs/>
-      <w:color w:val="4F81BD" w:themeColor="accent1"/>
+      <w:color w:val="000000"/>
     </w:rPr>
   </w:style>
   <w:style w:type="character" w:customStyle="1" w:styleId="Heading5Char">
@@ -1179,8 +1225,8 @@
     <w:semiHidden/>
     <w:rsid w:val="00FC693F"/>
     <w:rPr>
-      <w:rFonts w:asciiTheme="majorHAnsi" w:eastAsiaTheme="majorEastAsia" w:hAnsiTheme="majorHAnsi" w:cstheme="majorBidi"/>
-      <w:color w:val="243F60" w:themeColor="accent1" w:themeShade="7F"/>
+      <w:rFonts w:asciiTheme="majorHAnsi" w:eastAsiaTheme="majorEastAsia" w:hAnsiTheme="majorHAnsi" w:cstheme="majorBidi" w:ascii="宋体" w:hAnsi="宋体" w:eastAsia="宋体" w:cs="宋体"/>
+      <w:color w:val="000000"/>
     </w:rPr>
   </w:style>
   <w:style w:type="character" w:customStyle="1" w:styleId="Heading6Char">
@@ -1191,10 +1237,10 @@
     <w:semiHidden/>
     <w:rsid w:val="00FC693F"/>
     <w:rPr>
-      <w:rFonts w:asciiTheme="majorHAnsi" w:eastAsiaTheme="majorEastAsia" w:hAnsiTheme="majorHAnsi" w:cstheme="majorBidi"/>
+      <w:rFonts w:asciiTheme="majorHAnsi" w:eastAsiaTheme="majorEastAsia" w:hAnsiTheme="majorHAnsi" w:cstheme="majorBidi" w:ascii="宋体" w:hAnsi="宋体" w:eastAsia="宋体" w:cs="宋体"/>
       <w:i/>
       <w:iCs/>
-      <w:color w:val="243F60" w:themeColor="accent1" w:themeShade="7F"/>
+      <w:color w:val="000000"/>
     </w:rPr>
   </w:style>
   <w:style w:type="character" w:customStyle="1" w:styleId="Heading7Char">
@@ -1205,10 +1251,10 @@
     <w:semiHidden/>
     <w:rsid w:val="00FC693F"/>
     <w:rPr>
-      <w:rFonts w:asciiTheme="majorHAnsi" w:eastAsiaTheme="majorEastAsia" w:hAnsiTheme="majorHAnsi" w:cstheme="majorBidi"/>
+      <w:rFonts w:asciiTheme="majorHAnsi" w:eastAsiaTheme="majorEastAsia" w:hAnsiTheme="majorHAnsi" w:cstheme="majorBidi" w:ascii="宋体" w:hAnsi="宋体" w:eastAsia="宋体" w:cs="宋体"/>
       <w:i/>
       <w:iCs/>
-      <w:color w:val="404040" w:themeColor="text1" w:themeTint="BF"/>
+      <w:color w:val="000000"/>
     </w:rPr>
   </w:style>
   <w:style w:type="character" w:customStyle="1" w:styleId="Heading8Char">
@@ -1219,8 +1265,8 @@
     <w:semiHidden/>
     <w:rsid w:val="00FC693F"/>
     <w:rPr>
-      <w:rFonts w:asciiTheme="majorHAnsi" w:eastAsiaTheme="majorEastAsia" w:hAnsiTheme="majorHAnsi" w:cstheme="majorBidi"/>
-      <w:color w:val="4F81BD" w:themeColor="accent1"/>
+      <w:rFonts w:asciiTheme="majorHAnsi" w:eastAsiaTheme="majorEastAsia" w:hAnsiTheme="majorHAnsi" w:cstheme="majorBidi" w:ascii="宋体" w:hAnsi="宋体" w:eastAsia="宋体" w:cs="宋体"/>
+      <w:color w:val="000000"/>
       <w:sz w:val="20"/>
       <w:szCs w:val="20"/>
     </w:rPr>
@@ -1233,10 +1279,10 @@
     <w:semiHidden/>
     <w:rsid w:val="00FC693F"/>
     <w:rPr>
-      <w:rFonts w:asciiTheme="majorHAnsi" w:eastAsiaTheme="majorEastAsia" w:hAnsiTheme="majorHAnsi" w:cstheme="majorBidi"/>
+      <w:rFonts w:asciiTheme="majorHAnsi" w:eastAsiaTheme="majorEastAsia" w:hAnsiTheme="majorHAnsi" w:cstheme="majorBidi" w:ascii="宋体" w:hAnsi="宋体" w:eastAsia="宋体" w:cs="宋体"/>
       <w:i/>
       <w:iCs/>
-      <w:color w:val="404040" w:themeColor="text1" w:themeTint="BF"/>
+      <w:color w:val="000000"/>
       <w:sz w:val="20"/>
       <w:szCs w:val="20"/>
     </w:rPr>
@@ -1256,7 +1302,7 @@
     <w:rPr>
       <w:b/>
       <w:bCs/>
-      <w:color w:val="4F81BD" w:themeColor="accent1"/>
+      <w:color w:val="000000"/>
       <w:sz w:val="18"/>
       <w:szCs w:val="18"/>
     </w:rPr>
@@ -1303,7 +1349,7 @@
       <w:bCs/>
       <w:i/>
       <w:iCs/>
-      <w:color w:val="4F81BD" w:themeColor="accent1"/>
+      <w:color w:val="000000"/>
     </w:rPr>
   </w:style>
   <w:style w:type="character" w:customStyle="1" w:styleId="IntenseQuoteChar">
@@ -1317,7 +1363,7 @@
       <w:bCs/>
       <w:i/>
       <w:iCs/>
-      <w:color w:val="4F81BD" w:themeColor="accent1"/>
+      <w:color w:val="000000"/>
     </w:rPr>
   </w:style>
   <w:style w:type="character" w:styleId="SubtleEmphasis">
@@ -1329,7 +1375,7 @@
     <w:rPr>
       <w:i/>
       <w:iCs/>
-      <w:color w:val="808080" w:themeColor="text1" w:themeTint="7F"/>
+      <w:color w:val="000000"/>
     </w:rPr>
   </w:style>
   <w:style w:type="character" w:styleId="IntenseEmphasis">
@@ -1343,7 +1389,7 @@
       <w:bCs/>
       <w:i/>
       <w:iCs/>
-      <w:color w:val="4F81BD" w:themeColor="accent1"/>
+      <w:color w:val="000000"/>
     </w:rPr>
   </w:style>
   <w:style w:type="character" w:styleId="SubtleReference">
@@ -1354,7 +1400,7 @@
     <w:rsid w:val="00FC693F"/>
     <w:rPr>
       <w:smallCaps/>
-      <w:color w:val="C0504D" w:themeColor="accent2"/>
+      <w:color w:val="000000"/>
       <w:u w:val="single"/>
     </w:rPr>
   </w:style>
@@ -1368,7 +1414,7 @@
       <w:b/>
       <w:bCs/>
       <w:smallCaps/>
-      <w:color w:val="C0504D" w:themeColor="accent2"/>
+      <w:color w:val="000000"/>
       <w:spacing w:val="5"/>
       <w:u w:val="single"/>
     </w:rPr>
@@ -1434,7 +1480,7 @@
       <w:spacing w:after="0" w:line="240" w:lineRule="auto"/>
     </w:pPr>
     <w:rPr>
-      <w:color w:val="000000" w:themeColor="text1" w:themeShade="BF"/>
+      <w:color w:val="000000"/>
     </w:rPr>
     <w:tblPr>
       <w:tblStyleRowBandSize w:val="1"/>
@@ -1537,7 +1583,7 @@
       <w:spacing w:after="0" w:line="240" w:lineRule="auto"/>
     </w:pPr>
     <w:rPr>
-      <w:color w:val="365F91" w:themeColor="accent1" w:themeShade="BF"/>
+      <w:color w:val="000000"/>
     </w:rPr>
     <w:tblPr>
       <w:tblStyleRowBandSize w:val="1"/>
@@ -1640,7 +1686,7 @@
       <w:spacing w:after="0" w:line="240" w:lineRule="auto"/>
     </w:pPr>
     <w:rPr>
-      <w:color w:val="943634" w:themeColor="accent2" w:themeShade="BF"/>
+      <w:color w:val="000000"/>
     </w:rPr>
     <w:tblPr>
       <w:tblStyleRowBandSize w:val="1"/>
@@ -1743,7 +1789,7 @@
       <w:spacing w:after="0" w:line="240" w:lineRule="auto"/>
     </w:pPr>
     <w:rPr>
-      <w:color w:val="76923C" w:themeColor="accent3" w:themeShade="BF"/>
+      <w:color w:val="000000"/>
     </w:rPr>
     <w:tblPr>
       <w:tblStyleRowBandSize w:val="1"/>
@@ -1846,7 +1892,7 @@
       <w:spacing w:after="0" w:line="240" w:lineRule="auto"/>
     </w:pPr>
     <w:rPr>
-      <w:color w:val="5F497A" w:themeColor="accent4" w:themeShade="BF"/>
+      <w:color w:val="000000"/>
     </w:rPr>
     <w:tblPr>
       <w:tblStyleRowBandSize w:val="1"/>
@@ -1949,7 +1995,7 @@
       <w:spacing w:after="0" w:line="240" w:lineRule="auto"/>
     </w:pPr>
     <w:rPr>
-      <w:color w:val="31849B" w:themeColor="accent5" w:themeShade="BF"/>
+      <w:color w:val="000000"/>
     </w:rPr>
     <w:tblPr>
       <w:tblStyleRowBandSize w:val="1"/>
@@ -2052,7 +2098,7 @@
       <w:spacing w:after="0" w:line="240" w:lineRule="auto"/>
     </w:pPr>
     <w:rPr>
-      <w:color w:val="E36C0A" w:themeColor="accent6" w:themeShade="BF"/>
+      <w:color w:val="000000"/>
     </w:rPr>
     <w:tblPr>
       <w:tblStyleRowBandSize w:val="1"/>
@@ -2178,7 +2224,7 @@
       <w:rPr>
         <w:b/>
         <w:bCs/>
-        <w:color w:val="FFFFFF" w:themeColor="background1"/>
+        <w:color w:val="000000"/>
       </w:rPr>
       <w:tblPr/>
       <w:tcPr>
@@ -2270,7 +2316,7 @@
       <w:rPr>
         <w:b/>
         <w:bCs/>
-        <w:color w:val="FFFFFF" w:themeColor="background1"/>
+        <w:color w:val="000000"/>
       </w:rPr>
       <w:tblPr/>
       <w:tcPr>
@@ -2362,7 +2408,7 @@
       <w:rPr>
         <w:b/>
         <w:bCs/>
-        <w:color w:val="FFFFFF" w:themeColor="background1"/>
+        <w:color w:val="000000"/>
       </w:rPr>
       <w:tblPr/>
       <w:tcPr>
@@ -2454,7 +2500,7 @@
       <w:rPr>
         <w:b/>
         <w:bCs/>
-        <w:color w:val="FFFFFF" w:themeColor="background1"/>
+        <w:color w:val="000000"/>
       </w:rPr>
       <w:tblPr/>
       <w:tcPr>
@@ -2546,7 +2592,7 @@
       <w:rPr>
         <w:b/>
         <w:bCs/>
-        <w:color w:val="FFFFFF" w:themeColor="background1"/>
+        <w:color w:val="000000"/>
       </w:rPr>
       <w:tblPr/>
       <w:tcPr>
@@ -2638,7 +2684,7 @@
       <w:rPr>
         <w:b/>
         <w:bCs/>
-        <w:color w:val="FFFFFF" w:themeColor="background1"/>
+        <w:color w:val="000000"/>
       </w:rPr>
       <w:tblPr/>
       <w:tcPr>
@@ -2730,7 +2776,7 @@
       <w:rPr>
         <w:b/>
         <w:bCs/>
-        <w:color w:val="FFFFFF" w:themeColor="background1"/>
+        <w:color w:val="000000"/>
       </w:rPr>
       <w:tblPr/>
       <w:tcPr>
@@ -2822,7 +2868,7 @@
         <w:spacing w:before="0" w:after="0" w:line="240" w:lineRule="auto"/>
       </w:pPr>
       <w:rPr>
-        <w:rFonts w:asciiTheme="majorHAnsi" w:eastAsiaTheme="majorEastAsia" w:hAnsiTheme="majorHAnsi" w:cstheme="majorBidi"/>
+        <w:rFonts w:asciiTheme="majorHAnsi" w:eastAsiaTheme="majorEastAsia" w:hAnsiTheme="majorHAnsi" w:cstheme="majorBidi" w:ascii="宋体" w:hAnsi="宋体" w:eastAsia="宋体" w:cs="宋体"/>
         <w:b/>
         <w:bCs/>
       </w:rPr>
@@ -2843,7 +2889,7 @@
         <w:spacing w:before="0" w:after="0" w:line="240" w:lineRule="auto"/>
       </w:pPr>
       <w:rPr>
-        <w:rFonts w:asciiTheme="majorHAnsi" w:eastAsiaTheme="majorEastAsia" w:hAnsiTheme="majorHAnsi" w:cstheme="majorBidi"/>
+        <w:rFonts w:asciiTheme="majorHAnsi" w:eastAsiaTheme="majorEastAsia" w:hAnsiTheme="majorHAnsi" w:cstheme="majorBidi" w:ascii="宋体" w:hAnsi="宋体" w:eastAsia="宋体" w:cs="宋体"/>
         <w:b/>
         <w:bCs/>
       </w:rPr>
@@ -2861,14 +2907,14 @@
     </w:tblStylePr>
     <w:tblStylePr w:type="firstCol">
       <w:rPr>
-        <w:rFonts w:asciiTheme="majorHAnsi" w:eastAsiaTheme="majorEastAsia" w:hAnsiTheme="majorHAnsi" w:cstheme="majorBidi"/>
+        <w:rFonts w:asciiTheme="majorHAnsi" w:eastAsiaTheme="majorEastAsia" w:hAnsiTheme="majorHAnsi" w:cstheme="majorBidi" w:ascii="宋体" w:hAnsi="宋体" w:eastAsia="宋体" w:cs="宋体"/>
         <w:b/>
         <w:bCs/>
       </w:rPr>
     </w:tblStylePr>
     <w:tblStylePr w:type="lastCol">
       <w:rPr>
-        <w:rFonts w:asciiTheme="majorHAnsi" w:eastAsiaTheme="majorEastAsia" w:hAnsiTheme="majorHAnsi" w:cstheme="majorBidi"/>
+        <w:rFonts w:asciiTheme="majorHAnsi" w:eastAsiaTheme="majorEastAsia" w:hAnsiTheme="majorHAnsi" w:cstheme="majorBidi" w:ascii="宋体" w:hAnsi="宋体" w:eastAsia="宋体" w:cs="宋体"/>
         <w:b/>
         <w:bCs/>
       </w:rPr>
@@ -2952,7 +2998,7 @@
         <w:spacing w:before="0" w:after="0" w:line="240" w:lineRule="auto"/>
       </w:pPr>
       <w:rPr>
-        <w:rFonts w:asciiTheme="majorHAnsi" w:eastAsiaTheme="majorEastAsia" w:hAnsiTheme="majorHAnsi" w:cstheme="majorBidi"/>
+        <w:rFonts w:asciiTheme="majorHAnsi" w:eastAsiaTheme="majorEastAsia" w:hAnsiTheme="majorHAnsi" w:cstheme="majorBidi" w:ascii="宋体" w:hAnsi="宋体" w:eastAsia="宋体" w:cs="宋体"/>
         <w:b/>
         <w:bCs/>
       </w:rPr>
@@ -2973,7 +3019,7 @@
         <w:spacing w:before="0" w:after="0" w:line="240" w:lineRule="auto"/>
       </w:pPr>
       <w:rPr>
-        <w:rFonts w:asciiTheme="majorHAnsi" w:eastAsiaTheme="majorEastAsia" w:hAnsiTheme="majorHAnsi" w:cstheme="majorBidi"/>
+        <w:rFonts w:asciiTheme="majorHAnsi" w:eastAsiaTheme="majorEastAsia" w:hAnsiTheme="majorHAnsi" w:cstheme="majorBidi" w:ascii="宋体" w:hAnsi="宋体" w:eastAsia="宋体" w:cs="宋体"/>
         <w:b/>
         <w:bCs/>
       </w:rPr>
@@ -2991,14 +3037,14 @@
     </w:tblStylePr>
     <w:tblStylePr w:type="firstCol">
       <w:rPr>
-        <w:rFonts w:asciiTheme="majorHAnsi" w:eastAsiaTheme="majorEastAsia" w:hAnsiTheme="majorHAnsi" w:cstheme="majorBidi"/>
+        <w:rFonts w:asciiTheme="majorHAnsi" w:eastAsiaTheme="majorEastAsia" w:hAnsiTheme="majorHAnsi" w:cstheme="majorBidi" w:ascii="宋体" w:hAnsi="宋体" w:eastAsia="宋体" w:cs="宋体"/>
         <w:b/>
         <w:bCs/>
       </w:rPr>
     </w:tblStylePr>
     <w:tblStylePr w:type="lastCol">
       <w:rPr>
-        <w:rFonts w:asciiTheme="majorHAnsi" w:eastAsiaTheme="majorEastAsia" w:hAnsiTheme="majorHAnsi" w:cstheme="majorBidi"/>
+        <w:rFonts w:asciiTheme="majorHAnsi" w:eastAsiaTheme="majorEastAsia" w:hAnsiTheme="majorHAnsi" w:cstheme="majorBidi" w:ascii="宋体" w:hAnsi="宋体" w:eastAsia="宋体" w:cs="宋体"/>
         <w:b/>
         <w:bCs/>
       </w:rPr>
@@ -3082,7 +3128,7 @@
         <w:spacing w:before="0" w:after="0" w:line="240" w:lineRule="auto"/>
       </w:pPr>
       <w:rPr>
-        <w:rFonts w:asciiTheme="majorHAnsi" w:eastAsiaTheme="majorEastAsia" w:hAnsiTheme="majorHAnsi" w:cstheme="majorBidi"/>
+        <w:rFonts w:asciiTheme="majorHAnsi" w:eastAsiaTheme="majorEastAsia" w:hAnsiTheme="majorHAnsi" w:cstheme="majorBidi" w:ascii="宋体" w:hAnsi="宋体" w:eastAsia="宋体" w:cs="宋体"/>
         <w:b/>
         <w:bCs/>
       </w:rPr>
@@ -3103,7 +3149,7 @@
         <w:spacing w:before="0" w:after="0" w:line="240" w:lineRule="auto"/>
       </w:pPr>
       <w:rPr>
-        <w:rFonts w:asciiTheme="majorHAnsi" w:eastAsiaTheme="majorEastAsia" w:hAnsiTheme="majorHAnsi" w:cstheme="majorBidi"/>
+        <w:rFonts w:asciiTheme="majorHAnsi" w:eastAsiaTheme="majorEastAsia" w:hAnsiTheme="majorHAnsi" w:cstheme="majorBidi" w:ascii="宋体" w:hAnsi="宋体" w:eastAsia="宋体" w:cs="宋体"/>
         <w:b/>
         <w:bCs/>
       </w:rPr>
@@ -3121,14 +3167,14 @@
     </w:tblStylePr>
     <w:tblStylePr w:type="firstCol">
       <w:rPr>
-        <w:rFonts w:asciiTheme="majorHAnsi" w:eastAsiaTheme="majorEastAsia" w:hAnsiTheme="majorHAnsi" w:cstheme="majorBidi"/>
+        <w:rFonts w:asciiTheme="majorHAnsi" w:eastAsiaTheme="majorEastAsia" w:hAnsiTheme="majorHAnsi" w:cstheme="majorBidi" w:ascii="宋体" w:hAnsi="宋体" w:eastAsia="宋体" w:cs="宋体"/>
         <w:b/>
         <w:bCs/>
       </w:rPr>
     </w:tblStylePr>
     <w:tblStylePr w:type="lastCol">
       <w:rPr>
-        <w:rFonts w:asciiTheme="majorHAnsi" w:eastAsiaTheme="majorEastAsia" w:hAnsiTheme="majorHAnsi" w:cstheme="majorBidi"/>
+        <w:rFonts w:asciiTheme="majorHAnsi" w:eastAsiaTheme="majorEastAsia" w:hAnsiTheme="majorHAnsi" w:cstheme="majorBidi" w:ascii="宋体" w:hAnsi="宋体" w:eastAsia="宋体" w:cs="宋体"/>
         <w:b/>
         <w:bCs/>
       </w:rPr>
@@ -3212,7 +3258,7 @@
         <w:spacing w:before="0" w:after="0" w:line="240" w:lineRule="auto"/>
       </w:pPr>
       <w:rPr>
-        <w:rFonts w:asciiTheme="majorHAnsi" w:eastAsiaTheme="majorEastAsia" w:hAnsiTheme="majorHAnsi" w:cstheme="majorBidi"/>
+        <w:rFonts w:asciiTheme="majorHAnsi" w:eastAsiaTheme="majorEastAsia" w:hAnsiTheme="majorHAnsi" w:cstheme="majorBidi" w:ascii="宋体" w:hAnsi="宋体" w:eastAsia="宋体" w:cs="宋体"/>
         <w:b/>
         <w:bCs/>
       </w:rPr>
@@ -3233,7 +3279,7 @@
         <w:spacing w:before="0" w:after="0" w:line="240" w:lineRule="auto"/>
       </w:pPr>
       <w:rPr>
-        <w:rFonts w:asciiTheme="majorHAnsi" w:eastAsiaTheme="majorEastAsia" w:hAnsiTheme="majorHAnsi" w:cstheme="majorBidi"/>
+        <w:rFonts w:asciiTheme="majorHAnsi" w:eastAsiaTheme="majorEastAsia" w:hAnsiTheme="majorHAnsi" w:cstheme="majorBidi" w:ascii="宋体" w:hAnsi="宋体" w:eastAsia="宋体" w:cs="宋体"/>
         <w:b/>
         <w:bCs/>
       </w:rPr>
@@ -3251,14 +3297,14 @@
     </w:tblStylePr>
     <w:tblStylePr w:type="firstCol">
       <w:rPr>
-        <w:rFonts w:asciiTheme="majorHAnsi" w:eastAsiaTheme="majorEastAsia" w:hAnsiTheme="majorHAnsi" w:cstheme="majorBidi"/>
+        <w:rFonts w:asciiTheme="majorHAnsi" w:eastAsiaTheme="majorEastAsia" w:hAnsiTheme="majorHAnsi" w:cstheme="majorBidi" w:ascii="宋体" w:hAnsi="宋体" w:eastAsia="宋体" w:cs="宋体"/>
         <w:b/>
         <w:bCs/>
       </w:rPr>
     </w:tblStylePr>
     <w:tblStylePr w:type="lastCol">
       <w:rPr>
-        <w:rFonts w:asciiTheme="majorHAnsi" w:eastAsiaTheme="majorEastAsia" w:hAnsiTheme="majorHAnsi" w:cstheme="majorBidi"/>
+        <w:rFonts w:asciiTheme="majorHAnsi" w:eastAsiaTheme="majorEastAsia" w:hAnsiTheme="majorHAnsi" w:cstheme="majorBidi" w:ascii="宋体" w:hAnsi="宋体" w:eastAsia="宋体" w:cs="宋体"/>
         <w:b/>
         <w:bCs/>
       </w:rPr>
@@ -3342,7 +3388,7 @@
         <w:spacing w:before="0" w:after="0" w:line="240" w:lineRule="auto"/>
       </w:pPr>
       <w:rPr>
-        <w:rFonts w:asciiTheme="majorHAnsi" w:eastAsiaTheme="majorEastAsia" w:hAnsiTheme="majorHAnsi" w:cstheme="majorBidi"/>
+        <w:rFonts w:asciiTheme="majorHAnsi" w:eastAsiaTheme="majorEastAsia" w:hAnsiTheme="majorHAnsi" w:cstheme="majorBidi" w:ascii="宋体" w:hAnsi="宋体" w:eastAsia="宋体" w:cs="宋体"/>
         <w:b/>
         <w:bCs/>
       </w:rPr>
@@ -3363,7 +3409,7 @@
         <w:spacing w:before="0" w:after="0" w:line="240" w:lineRule="auto"/>
       </w:pPr>
       <w:rPr>
-        <w:rFonts w:asciiTheme="majorHAnsi" w:eastAsiaTheme="majorEastAsia" w:hAnsiTheme="majorHAnsi" w:cstheme="majorBidi"/>
+        <w:rFonts w:asciiTheme="majorHAnsi" w:eastAsiaTheme="majorEastAsia" w:hAnsiTheme="majorHAnsi" w:cstheme="majorBidi" w:ascii="宋体" w:hAnsi="宋体" w:eastAsia="宋体" w:cs="宋体"/>
         <w:b/>
         <w:bCs/>
       </w:rPr>
@@ -3381,14 +3427,14 @@
     </w:tblStylePr>
     <w:tblStylePr w:type="firstCol">
       <w:rPr>
-        <w:rFonts w:asciiTheme="majorHAnsi" w:eastAsiaTheme="majorEastAsia" w:hAnsiTheme="majorHAnsi" w:cstheme="majorBidi"/>
+        <w:rFonts w:asciiTheme="majorHAnsi" w:eastAsiaTheme="majorEastAsia" w:hAnsiTheme="majorHAnsi" w:cstheme="majorBidi" w:ascii="宋体" w:hAnsi="宋体" w:eastAsia="宋体" w:cs="宋体"/>
         <w:b/>
         <w:bCs/>
       </w:rPr>
     </w:tblStylePr>
     <w:tblStylePr w:type="lastCol">
       <w:rPr>
-        <w:rFonts w:asciiTheme="majorHAnsi" w:eastAsiaTheme="majorEastAsia" w:hAnsiTheme="majorHAnsi" w:cstheme="majorBidi"/>
+        <w:rFonts w:asciiTheme="majorHAnsi" w:eastAsiaTheme="majorEastAsia" w:hAnsiTheme="majorHAnsi" w:cstheme="majorBidi" w:ascii="宋体" w:hAnsi="宋体" w:eastAsia="宋体" w:cs="宋体"/>
         <w:b/>
         <w:bCs/>
       </w:rPr>
@@ -3472,7 +3518,7 @@
         <w:spacing w:before="0" w:after="0" w:line="240" w:lineRule="auto"/>
       </w:pPr>
       <w:rPr>
-        <w:rFonts w:asciiTheme="majorHAnsi" w:eastAsiaTheme="majorEastAsia" w:hAnsiTheme="majorHAnsi" w:cstheme="majorBidi"/>
+        <w:rFonts w:asciiTheme="majorHAnsi" w:eastAsiaTheme="majorEastAsia" w:hAnsiTheme="majorHAnsi" w:cstheme="majorBidi" w:ascii="宋体" w:hAnsi="宋体" w:eastAsia="宋体" w:cs="宋体"/>
         <w:b/>
         <w:bCs/>
       </w:rPr>
@@ -3493,7 +3539,7 @@
         <w:spacing w:before="0" w:after="0" w:line="240" w:lineRule="auto"/>
       </w:pPr>
       <w:rPr>
-        <w:rFonts w:asciiTheme="majorHAnsi" w:eastAsiaTheme="majorEastAsia" w:hAnsiTheme="majorHAnsi" w:cstheme="majorBidi"/>
+        <w:rFonts w:asciiTheme="majorHAnsi" w:eastAsiaTheme="majorEastAsia" w:hAnsiTheme="majorHAnsi" w:cstheme="majorBidi" w:ascii="宋体" w:hAnsi="宋体" w:eastAsia="宋体" w:cs="宋体"/>
         <w:b/>
         <w:bCs/>
       </w:rPr>
@@ -3511,14 +3557,14 @@
     </w:tblStylePr>
     <w:tblStylePr w:type="firstCol">
       <w:rPr>
-        <w:rFonts w:asciiTheme="majorHAnsi" w:eastAsiaTheme="majorEastAsia" w:hAnsiTheme="majorHAnsi" w:cstheme="majorBidi"/>
+        <w:rFonts w:asciiTheme="majorHAnsi" w:eastAsiaTheme="majorEastAsia" w:hAnsiTheme="majorHAnsi" w:cstheme="majorBidi" w:ascii="宋体" w:hAnsi="宋体" w:eastAsia="宋体" w:cs="宋体"/>
         <w:b/>
         <w:bCs/>
       </w:rPr>
     </w:tblStylePr>
     <w:tblStylePr w:type="lastCol">
       <w:rPr>
-        <w:rFonts w:asciiTheme="majorHAnsi" w:eastAsiaTheme="majorEastAsia" w:hAnsiTheme="majorHAnsi" w:cstheme="majorBidi"/>
+        <w:rFonts w:asciiTheme="majorHAnsi" w:eastAsiaTheme="majorEastAsia" w:hAnsiTheme="majorHAnsi" w:cstheme="majorBidi" w:ascii="宋体" w:hAnsi="宋体" w:eastAsia="宋体" w:cs="宋体"/>
         <w:b/>
         <w:bCs/>
       </w:rPr>
@@ -3602,7 +3648,7 @@
         <w:spacing w:before="0" w:after="0" w:line="240" w:lineRule="auto"/>
       </w:pPr>
       <w:rPr>
-        <w:rFonts w:asciiTheme="majorHAnsi" w:eastAsiaTheme="majorEastAsia" w:hAnsiTheme="majorHAnsi" w:cstheme="majorBidi"/>
+        <w:rFonts w:asciiTheme="majorHAnsi" w:eastAsiaTheme="majorEastAsia" w:hAnsiTheme="majorHAnsi" w:cstheme="majorBidi" w:ascii="宋体" w:hAnsi="宋体" w:eastAsia="宋体" w:cs="宋体"/>
         <w:b/>
         <w:bCs/>
       </w:rPr>
@@ -3623,7 +3669,7 @@
         <w:spacing w:before="0" w:after="0" w:line="240" w:lineRule="auto"/>
       </w:pPr>
       <w:rPr>
-        <w:rFonts w:asciiTheme="majorHAnsi" w:eastAsiaTheme="majorEastAsia" w:hAnsiTheme="majorHAnsi" w:cstheme="majorBidi"/>
+        <w:rFonts w:asciiTheme="majorHAnsi" w:eastAsiaTheme="majorEastAsia" w:hAnsiTheme="majorHAnsi" w:cstheme="majorBidi" w:ascii="宋体" w:hAnsi="宋体" w:eastAsia="宋体" w:cs="宋体"/>
         <w:b/>
         <w:bCs/>
       </w:rPr>
@@ -3641,14 +3687,14 @@
     </w:tblStylePr>
     <w:tblStylePr w:type="firstCol">
       <w:rPr>
-        <w:rFonts w:asciiTheme="majorHAnsi" w:eastAsiaTheme="majorEastAsia" w:hAnsiTheme="majorHAnsi" w:cstheme="majorBidi"/>
+        <w:rFonts w:asciiTheme="majorHAnsi" w:eastAsiaTheme="majorEastAsia" w:hAnsiTheme="majorHAnsi" w:cstheme="majorBidi" w:ascii="宋体" w:hAnsi="宋体" w:eastAsia="宋体" w:cs="宋体"/>
         <w:b/>
         <w:bCs/>
       </w:rPr>
     </w:tblStylePr>
     <w:tblStylePr w:type="lastCol">
       <w:rPr>
-        <w:rFonts w:asciiTheme="majorHAnsi" w:eastAsiaTheme="majorEastAsia" w:hAnsiTheme="majorHAnsi" w:cstheme="majorBidi"/>
+        <w:rFonts w:asciiTheme="majorHAnsi" w:eastAsiaTheme="majorEastAsia" w:hAnsiTheme="majorHAnsi" w:cstheme="majorBidi" w:ascii="宋体" w:hAnsi="宋体" w:eastAsia="宋体" w:cs="宋体"/>
         <w:b/>
         <w:bCs/>
       </w:rPr>
@@ -3733,7 +3779,7 @@
       <w:rPr>
         <w:b/>
         <w:bCs/>
-        <w:color w:val="FFFFFF" w:themeColor="background1"/>
+        <w:color w:val="000000"/>
       </w:rPr>
       <w:tblPr/>
       <w:tcPr>
@@ -3839,7 +3885,7 @@
       <w:rPr>
         <w:b/>
         <w:bCs/>
-        <w:color w:val="FFFFFF" w:themeColor="background1"/>
+        <w:color w:val="000000"/>
       </w:rPr>
       <w:tblPr/>
       <w:tcPr>
@@ -3945,7 +3991,7 @@
       <w:rPr>
         <w:b/>
         <w:bCs/>
-        <w:color w:val="FFFFFF" w:themeColor="background1"/>
+        <w:color w:val="000000"/>
       </w:rPr>
       <w:tblPr/>
       <w:tcPr>
@@ -4051,7 +4097,7 @@
       <w:rPr>
         <w:b/>
         <w:bCs/>
-        <w:color w:val="FFFFFF" w:themeColor="background1"/>
+        <w:color w:val="000000"/>
       </w:rPr>
       <w:tblPr/>
       <w:tcPr>
@@ -4157,7 +4203,7 @@
       <w:rPr>
         <w:b/>
         <w:bCs/>
-        <w:color w:val="FFFFFF" w:themeColor="background1"/>
+        <w:color w:val="000000"/>
       </w:rPr>
       <w:tblPr/>
       <w:tcPr>
@@ -4263,7 +4309,7 @@
       <w:rPr>
         <w:b/>
         <w:bCs/>
-        <w:color w:val="FFFFFF" w:themeColor="background1"/>
+        <w:color w:val="000000"/>
       </w:rPr>
       <w:tblPr/>
       <w:tcPr>
@@ -4369,7 +4415,7 @@
       <w:rPr>
         <w:b/>
         <w:bCs/>
-        <w:color w:val="FFFFFF" w:themeColor="background1"/>
+        <w:color w:val="000000"/>
       </w:rPr>
       <w:tblPr/>
       <w:tcPr>
@@ -4472,7 +4518,7 @@
       <w:rPr>
         <w:b/>
         <w:bCs/>
-        <w:color w:val="FFFFFF" w:themeColor="background1"/>
+        <w:color w:val="000000"/>
       </w:rPr>
       <w:tblPr/>
       <w:tcPr>
@@ -4492,7 +4538,7 @@
         <w:spacing w:before="0" w:after="0" w:line="240" w:lineRule="auto"/>
       </w:pPr>
       <w:rPr>
-        <w:color w:val="auto"/>
+        <w:color w:val="000000"/>
       </w:rPr>
       <w:tblPr/>
       <w:tcPr>
@@ -4511,7 +4557,7 @@
       <w:rPr>
         <w:b/>
         <w:bCs/>
-        <w:color w:val="FFFFFF" w:themeColor="background1"/>
+        <w:color w:val="000000"/>
       </w:rPr>
       <w:tblPr/>
       <w:tcPr>
@@ -4530,7 +4576,7 @@
       <w:rPr>
         <w:b/>
         <w:bCs/>
-        <w:color w:val="FFFFFF" w:themeColor="background1"/>
+        <w:color w:val="000000"/>
       </w:rPr>
       <w:tblPr/>
       <w:tcPr>
@@ -4576,7 +4622,7 @@
     </w:tblStylePr>
     <w:tblStylePr w:type="nwCell">
       <w:rPr>
-        <w:color w:val="FFFFFF" w:themeColor="background1"/>
+        <w:color w:val="000000"/>
       </w:rPr>
       <w:tblPr/>
       <w:tcPr>
@@ -4621,7 +4667,7 @@
       <w:rPr>
         <w:b/>
         <w:bCs/>
-        <w:color w:val="FFFFFF" w:themeColor="background1"/>
+        <w:color w:val="000000"/>
       </w:rPr>
       <w:tblPr/>
       <w:tcPr>
@@ -4641,7 +4687,7 @@
         <w:spacing w:before="0" w:after="0" w:line="240" w:lineRule="auto"/>
       </w:pPr>
       <w:rPr>
-        <w:color w:val="auto"/>
+        <w:color w:val="000000"/>
       </w:rPr>
       <w:tblPr/>
       <w:tcPr>
@@ -4660,7 +4706,7 @@
       <w:rPr>
         <w:b/>
         <w:bCs/>
-        <w:color w:val="FFFFFF" w:themeColor="background1"/>
+        <w:color w:val="000000"/>
       </w:rPr>
       <w:tblPr/>
       <w:tcPr>
@@ -4679,7 +4725,7 @@
       <w:rPr>
         <w:b/>
         <w:bCs/>
-        <w:color w:val="FFFFFF" w:themeColor="background1"/>
+        <w:color w:val="000000"/>
       </w:rPr>
       <w:tblPr/>
       <w:tcPr>
@@ -4725,7 +4771,7 @@
     </w:tblStylePr>
     <w:tblStylePr w:type="nwCell">
       <w:rPr>
-        <w:color w:val="FFFFFF" w:themeColor="background1"/>
+        <w:color w:val="000000"/>
       </w:rPr>
       <w:tblPr/>
       <w:tcPr>
@@ -4770,7 +4816,7 @@
       <w:rPr>
         <w:b/>
         <w:bCs/>
-        <w:color w:val="FFFFFF" w:themeColor="background1"/>
+        <w:color w:val="000000"/>
       </w:rPr>
       <w:tblPr/>
       <w:tcPr>
@@ -4790,7 +4836,7 @@
         <w:spacing w:before="0" w:after="0" w:line="240" w:lineRule="auto"/>
       </w:pPr>
       <w:rPr>
-        <w:color w:val="auto"/>
+        <w:color w:val="000000"/>
       </w:rPr>
       <w:tblPr/>
       <w:tcPr>
@@ -4809,7 +4855,7 @@
       <w:rPr>
         <w:b/>
         <w:bCs/>
-        <w:color w:val="FFFFFF" w:themeColor="background1"/>
+        <w:color w:val="000000"/>
       </w:rPr>
       <w:tblPr/>
       <w:tcPr>
@@ -4828,7 +4874,7 @@
       <w:rPr>
         <w:b/>
         <w:bCs/>
-        <w:color w:val="FFFFFF" w:themeColor="background1"/>
+        <w:color w:val="000000"/>
       </w:rPr>
       <w:tblPr/>
       <w:tcPr>
@@ -4874,7 +4920,7 @@
     </w:tblStylePr>
     <w:tblStylePr w:type="nwCell">
       <w:rPr>
-        <w:color w:val="FFFFFF" w:themeColor="background1"/>
+        <w:color w:val="000000"/>
       </w:rPr>
       <w:tblPr/>
       <w:tcPr>
@@ -4919,7 +4965,7 @@
       <w:rPr>
         <w:b/>
         <w:bCs/>
-        <w:color w:val="FFFFFF" w:themeColor="background1"/>
+        <w:color w:val="000000"/>
       </w:rPr>
       <w:tblPr/>
       <w:tcPr>
@@ -4939,7 +4985,7 @@
         <w:spacing w:before="0" w:after="0" w:line="240" w:lineRule="auto"/>
       </w:pPr>
       <w:rPr>
-        <w:color w:val="auto"/>
+        <w:color w:val="000000"/>
       </w:rPr>
       <w:tblPr/>
       <w:tcPr>
@@ -4958,7 +5004,7 @@
       <w:rPr>
         <w:b/>
         <w:bCs/>
-        <w:color w:val="FFFFFF" w:themeColor="background1"/>
+        <w:color w:val="000000"/>
       </w:rPr>
       <w:tblPr/>
       <w:tcPr>
@@ -4977,7 +5023,7 @@
       <w:rPr>
         <w:b/>
         <w:bCs/>
-        <w:color w:val="FFFFFF" w:themeColor="background1"/>
+        <w:color w:val="000000"/>
       </w:rPr>
       <w:tblPr/>
       <w:tcPr>
@@ -5023,7 +5069,7 @@
     </w:tblStylePr>
     <w:tblStylePr w:type="nwCell">
       <w:rPr>
-        <w:color w:val="FFFFFF" w:themeColor="background1"/>
+        <w:color w:val="000000"/>
       </w:rPr>
       <w:tblPr/>
       <w:tcPr>
@@ -5068,7 +5114,7 @@
       <w:rPr>
         <w:b/>
         <w:bCs/>
-        <w:color w:val="FFFFFF" w:themeColor="background1"/>
+        <w:color w:val="000000"/>
       </w:rPr>
       <w:tblPr/>
       <w:tcPr>
@@ -5088,7 +5134,7 @@
         <w:spacing w:before="0" w:after="0" w:line="240" w:lineRule="auto"/>
       </w:pPr>
       <w:rPr>
-        <w:color w:val="auto"/>
+        <w:color w:val="000000"/>
       </w:rPr>
       <w:tblPr/>
       <w:tcPr>
@@ -5107,7 +5153,7 @@
       <w:rPr>
         <w:b/>
         <w:bCs/>
-        <w:color w:val="FFFFFF" w:themeColor="background1"/>
+        <w:color w:val="000000"/>
       </w:rPr>
       <w:tblPr/>
       <w:tcPr>
@@ -5126,7 +5172,7 @@
       <w:rPr>
         <w:b/>
         <w:bCs/>
-        <w:color w:val="FFFFFF" w:themeColor="background1"/>
+        <w:color w:val="000000"/>
       </w:rPr>
       <w:tblPr/>
       <w:tcPr>
@@ -5172,7 +5218,7 @@
     </w:tblStylePr>
     <w:tblStylePr w:type="nwCell">
       <w:rPr>
-        <w:color w:val="FFFFFF" w:themeColor="background1"/>
+        <w:color w:val="000000"/>
       </w:rPr>
       <w:tblPr/>
       <w:tcPr>
@@ -5217,7 +5263,7 @@
       <w:rPr>
         <w:b/>
         <w:bCs/>
-        <w:color w:val="FFFFFF" w:themeColor="background1"/>
+        <w:color w:val="000000"/>
       </w:rPr>
       <w:tblPr/>
       <w:tcPr>
@@ -5237,7 +5283,7 @@
         <w:spacing w:before="0" w:after="0" w:line="240" w:lineRule="auto"/>
       </w:pPr>
       <w:rPr>
-        <w:color w:val="auto"/>
+        <w:color w:val="000000"/>
       </w:rPr>
       <w:tblPr/>
       <w:tcPr>
@@ -5256,7 +5302,7 @@
       <w:rPr>
         <w:b/>
         <w:bCs/>
-        <w:color w:val="FFFFFF" w:themeColor="background1"/>
+        <w:color w:val="000000"/>
       </w:rPr>
       <w:tblPr/>
       <w:tcPr>
@@ -5275,7 +5321,7 @@
       <w:rPr>
         <w:b/>
         <w:bCs/>
-        <w:color w:val="FFFFFF" w:themeColor="background1"/>
+        <w:color w:val="000000"/>
       </w:rPr>
       <w:tblPr/>
       <w:tcPr>
@@ -5321,7 +5367,7 @@
     </w:tblStylePr>
     <w:tblStylePr w:type="nwCell">
       <w:rPr>
-        <w:color w:val="FFFFFF" w:themeColor="background1"/>
+        <w:color w:val="000000"/>
       </w:rPr>
       <w:tblPr/>
       <w:tcPr>
@@ -5366,7 +5412,7 @@
       <w:rPr>
         <w:b/>
         <w:bCs/>
-        <w:color w:val="FFFFFF" w:themeColor="background1"/>
+        <w:color w:val="000000"/>
       </w:rPr>
       <w:tblPr/>
       <w:tcPr>
@@ -5386,7 +5432,7 @@
         <w:spacing w:before="0" w:after="0" w:line="240" w:lineRule="auto"/>
       </w:pPr>
       <w:rPr>
-        <w:color w:val="auto"/>
+        <w:color w:val="000000"/>
       </w:rPr>
       <w:tblPr/>
       <w:tcPr>
@@ -5405,7 +5451,7 @@
       <w:rPr>
         <w:b/>
         <w:bCs/>
-        <w:color w:val="FFFFFF" w:themeColor="background1"/>
+        <w:color w:val="000000"/>
       </w:rPr>
       <w:tblPr/>
       <w:tcPr>
@@ -5424,7 +5470,7 @@
       <w:rPr>
         <w:b/>
         <w:bCs/>
-        <w:color w:val="FFFFFF" w:themeColor="background1"/>
+        <w:color w:val="000000"/>
       </w:rPr>
       <w:tblPr/>
       <w:tcPr>
@@ -5470,7 +5516,7 @@
     </w:tblStylePr>
     <w:tblStylePr w:type="nwCell">
       <w:rPr>
-        <w:color w:val="FFFFFF" w:themeColor="background1"/>
+        <w:color w:val="000000"/>
       </w:rPr>
       <w:tblPr/>
       <w:tcPr>
@@ -5494,7 +5540,7 @@
       <w:spacing w:after="0" w:line="240" w:lineRule="auto"/>
     </w:pPr>
     <w:rPr>
-      <w:color w:val="000000" w:themeColor="text1"/>
+      <w:color w:val="000000"/>
     </w:rPr>
     <w:tblPr>
       <w:tblStyleRowBandSize w:val="1"/>
@@ -5513,7 +5559,7 @@
     </w:tblPr>
     <w:tblStylePr w:type="firstRow">
       <w:rPr>
-        <w:rFonts w:asciiTheme="majorHAnsi" w:eastAsiaTheme="majorEastAsia" w:hAnsiTheme="majorHAnsi" w:cstheme="majorBidi"/>
+        <w:rFonts w:asciiTheme="majorHAnsi" w:eastAsiaTheme="majorEastAsia" w:hAnsiTheme="majorHAnsi" w:cstheme="majorBidi" w:ascii="宋体" w:hAnsi="宋体" w:eastAsia="宋体" w:cs="宋体"/>
       </w:rPr>
       <w:tblPr/>
       <w:tcPr>
@@ -5527,7 +5573,7 @@
       <w:rPr>
         <w:b/>
         <w:bCs/>
-        <w:color w:val="1F497D" w:themeColor="text2"/>
+        <w:color w:val="000000"/>
       </w:rPr>
       <w:tblPr/>
       <w:tcPr>
@@ -5578,7 +5624,7 @@
       <w:spacing w:after="0" w:line="240" w:lineRule="auto"/>
     </w:pPr>
     <w:rPr>
-      <w:color w:val="000000" w:themeColor="text1"/>
+      <w:color w:val="000000"/>
     </w:rPr>
     <w:tblPr>
       <w:tblStyleRowBandSize w:val="1"/>
@@ -5597,7 +5643,7 @@
     </w:tblPr>
     <w:tblStylePr w:type="firstRow">
       <w:rPr>
-        <w:rFonts w:asciiTheme="majorHAnsi" w:eastAsiaTheme="majorEastAsia" w:hAnsiTheme="majorHAnsi" w:cstheme="majorBidi"/>
+        <w:rFonts w:asciiTheme="majorHAnsi" w:eastAsiaTheme="majorEastAsia" w:hAnsiTheme="majorHAnsi" w:cstheme="majorBidi" w:ascii="宋体" w:hAnsi="宋体" w:eastAsia="宋体" w:cs="宋体"/>
       </w:rPr>
       <w:tblPr/>
       <w:tcPr>
@@ -5611,7 +5657,7 @@
       <w:rPr>
         <w:b/>
         <w:bCs/>
-        <w:color w:val="1F497D" w:themeColor="text2"/>
+        <w:color w:val="000000"/>
       </w:rPr>
       <w:tblPr/>
       <w:tcPr>
@@ -5662,7 +5708,7 @@
       <w:spacing w:after="0" w:line="240" w:lineRule="auto"/>
     </w:pPr>
     <w:rPr>
-      <w:color w:val="000000" w:themeColor="text1"/>
+      <w:color w:val="000000"/>
     </w:rPr>
     <w:tblPr>
       <w:tblStyleRowBandSize w:val="1"/>
@@ -5681,7 +5727,7 @@
     </w:tblPr>
     <w:tblStylePr w:type="firstRow">
       <w:rPr>
-        <w:rFonts w:asciiTheme="majorHAnsi" w:eastAsiaTheme="majorEastAsia" w:hAnsiTheme="majorHAnsi" w:cstheme="majorBidi"/>
+        <w:rFonts w:asciiTheme="majorHAnsi" w:eastAsiaTheme="majorEastAsia" w:hAnsiTheme="majorHAnsi" w:cstheme="majorBidi" w:ascii="宋体" w:hAnsi="宋体" w:eastAsia="宋体" w:cs="宋体"/>
       </w:rPr>
       <w:tblPr/>
       <w:tcPr>
@@ -5695,7 +5741,7 @@
       <w:rPr>
         <w:b/>
         <w:bCs/>
-        <w:color w:val="1F497D" w:themeColor="text2"/>
+        <w:color w:val="000000"/>
       </w:rPr>
       <w:tblPr/>
       <w:tcPr>
@@ -5746,7 +5792,7 @@
       <w:spacing w:after="0" w:line="240" w:lineRule="auto"/>
     </w:pPr>
     <w:rPr>
-      <w:color w:val="000000" w:themeColor="text1"/>
+      <w:color w:val="000000"/>
     </w:rPr>
     <w:tblPr>
       <w:tblStyleRowBandSize w:val="1"/>
@@ -5765,7 +5811,7 @@
     </w:tblPr>
     <w:tblStylePr w:type="firstRow">
       <w:rPr>
-        <w:rFonts w:asciiTheme="majorHAnsi" w:eastAsiaTheme="majorEastAsia" w:hAnsiTheme="majorHAnsi" w:cstheme="majorBidi"/>
+        <w:rFonts w:asciiTheme="majorHAnsi" w:eastAsiaTheme="majorEastAsia" w:hAnsiTheme="majorHAnsi" w:cstheme="majorBidi" w:ascii="宋体" w:hAnsi="宋体" w:eastAsia="宋体" w:cs="宋体"/>
       </w:rPr>
       <w:tblPr/>
       <w:tcPr>
@@ -5779,7 +5825,7 @@
       <w:rPr>
         <w:b/>
         <w:bCs/>
-        <w:color w:val="1F497D" w:themeColor="text2"/>
+        <w:color w:val="000000"/>
       </w:rPr>
       <w:tblPr/>
       <w:tcPr>
@@ -5830,7 +5876,7 @@
       <w:spacing w:after="0" w:line="240" w:lineRule="auto"/>
     </w:pPr>
     <w:rPr>
-      <w:color w:val="000000" w:themeColor="text1"/>
+      <w:color w:val="000000"/>
     </w:rPr>
     <w:tblPr>
       <w:tblStyleRowBandSize w:val="1"/>
@@ -5849,7 +5895,7 @@
     </w:tblPr>
     <w:tblStylePr w:type="firstRow">
       <w:rPr>
-        <w:rFonts w:asciiTheme="majorHAnsi" w:eastAsiaTheme="majorEastAsia" w:hAnsiTheme="majorHAnsi" w:cstheme="majorBidi"/>
+        <w:rFonts w:asciiTheme="majorHAnsi" w:eastAsiaTheme="majorEastAsia" w:hAnsiTheme="majorHAnsi" w:cstheme="majorBidi" w:ascii="宋体" w:hAnsi="宋体" w:eastAsia="宋体" w:cs="宋体"/>
       </w:rPr>
       <w:tblPr/>
       <w:tcPr>
@@ -5863,7 +5909,7 @@
       <w:rPr>
         <w:b/>
         <w:bCs/>
-        <w:color w:val="1F497D" w:themeColor="text2"/>
+        <w:color w:val="000000"/>
       </w:rPr>
       <w:tblPr/>
       <w:tcPr>
@@ -5914,7 +5960,7 @@
       <w:spacing w:after="0" w:line="240" w:lineRule="auto"/>
     </w:pPr>
     <w:rPr>
-      <w:color w:val="000000" w:themeColor="text1"/>
+      <w:color w:val="000000"/>
     </w:rPr>
     <w:tblPr>
       <w:tblStyleRowBandSize w:val="1"/>
@@ -5933,7 +5979,7 @@
     </w:tblPr>
     <w:tblStylePr w:type="firstRow">
       <w:rPr>
-        <w:rFonts w:asciiTheme="majorHAnsi" w:eastAsiaTheme="majorEastAsia" w:hAnsiTheme="majorHAnsi" w:cstheme="majorBidi"/>
+        <w:rFonts w:asciiTheme="majorHAnsi" w:eastAsiaTheme="majorEastAsia" w:hAnsiTheme="majorHAnsi" w:cstheme="majorBidi" w:ascii="宋体" w:hAnsi="宋体" w:eastAsia="宋体" w:cs="宋体"/>
       </w:rPr>
       <w:tblPr/>
       <w:tcPr>
@@ -5947,7 +5993,7 @@
       <w:rPr>
         <w:b/>
         <w:bCs/>
-        <w:color w:val="1F497D" w:themeColor="text2"/>
+        <w:color w:val="000000"/>
       </w:rPr>
       <w:tblPr/>
       <w:tcPr>
@@ -5998,7 +6044,7 @@
       <w:spacing w:after="0" w:line="240" w:lineRule="auto"/>
     </w:pPr>
     <w:rPr>
-      <w:color w:val="000000" w:themeColor="text1"/>
+      <w:color w:val="000000"/>
     </w:rPr>
     <w:tblPr>
       <w:tblStyleRowBandSize w:val="1"/>
@@ -6017,7 +6063,7 @@
     </w:tblPr>
     <w:tblStylePr w:type="firstRow">
       <w:rPr>
-        <w:rFonts w:asciiTheme="majorHAnsi" w:eastAsiaTheme="majorEastAsia" w:hAnsiTheme="majorHAnsi" w:cstheme="majorBidi"/>
+        <w:rFonts w:asciiTheme="majorHAnsi" w:eastAsiaTheme="majorEastAsia" w:hAnsiTheme="majorHAnsi" w:cstheme="majorBidi" w:ascii="宋体" w:hAnsi="宋体" w:eastAsia="宋体" w:cs="宋体"/>
       </w:rPr>
       <w:tblPr/>
       <w:tcPr>
@@ -6031,7 +6077,7 @@
       <w:rPr>
         <w:b/>
         <w:bCs/>
-        <w:color w:val="1F497D" w:themeColor="text2"/>
+        <w:color w:val="000000"/>
       </w:rPr>
       <w:tblPr/>
       <w:tcPr>
@@ -6082,8 +6128,8 @@
       <w:spacing w:after="0" w:line="240" w:lineRule="auto"/>
     </w:pPr>
     <w:rPr>
-      <w:rFonts w:asciiTheme="majorHAnsi" w:eastAsiaTheme="majorEastAsia" w:hAnsiTheme="majorHAnsi" w:cstheme="majorBidi"/>
-      <w:color w:val="000000" w:themeColor="text1"/>
+      <w:rFonts w:asciiTheme="majorHAnsi" w:eastAsiaTheme="majorEastAsia" w:hAnsiTheme="majorHAnsi" w:cstheme="majorBidi" w:ascii="宋体" w:hAnsi="宋体" w:eastAsia="宋体" w:cs="宋体"/>
+      <w:color w:val="000000"/>
     </w:rPr>
     <w:tblPr>
       <w:tblStyleRowBandSize w:val="1"/>
@@ -6210,8 +6256,8 @@
       <w:spacing w:after="0" w:line="240" w:lineRule="auto"/>
     </w:pPr>
     <w:rPr>
-      <w:rFonts w:asciiTheme="majorHAnsi" w:eastAsiaTheme="majorEastAsia" w:hAnsiTheme="majorHAnsi" w:cstheme="majorBidi"/>
-      <w:color w:val="000000" w:themeColor="text1"/>
+      <w:rFonts w:asciiTheme="majorHAnsi" w:eastAsiaTheme="majorEastAsia" w:hAnsiTheme="majorHAnsi" w:cstheme="majorBidi" w:ascii="宋体" w:hAnsi="宋体" w:eastAsia="宋体" w:cs="宋体"/>
+      <w:color w:val="000000"/>
     </w:rPr>
     <w:tblPr>
       <w:tblStyleRowBandSize w:val="1"/>
@@ -6338,8 +6384,8 @@
       <w:spacing w:after="0" w:line="240" w:lineRule="auto"/>
     </w:pPr>
     <w:rPr>
-      <w:rFonts w:asciiTheme="majorHAnsi" w:eastAsiaTheme="majorEastAsia" w:hAnsiTheme="majorHAnsi" w:cstheme="majorBidi"/>
-      <w:color w:val="000000" w:themeColor="text1"/>
+      <w:rFonts w:asciiTheme="majorHAnsi" w:eastAsiaTheme="majorEastAsia" w:hAnsiTheme="majorHAnsi" w:cstheme="majorBidi" w:ascii="宋体" w:hAnsi="宋体" w:eastAsia="宋体" w:cs="宋体"/>
+      <w:color w:val="000000"/>
     </w:rPr>
     <w:tblPr>
       <w:tblStyleRowBandSize w:val="1"/>
@@ -6466,8 +6512,8 @@
       <w:spacing w:after="0" w:line="240" w:lineRule="auto"/>
     </w:pPr>
     <w:rPr>
-      <w:rFonts w:asciiTheme="majorHAnsi" w:eastAsiaTheme="majorEastAsia" w:hAnsiTheme="majorHAnsi" w:cstheme="majorBidi"/>
-      <w:color w:val="000000" w:themeColor="text1"/>
+      <w:rFonts w:asciiTheme="majorHAnsi" w:eastAsiaTheme="majorEastAsia" w:hAnsiTheme="majorHAnsi" w:cstheme="majorBidi" w:ascii="宋体" w:hAnsi="宋体" w:eastAsia="宋体" w:cs="宋体"/>
+      <w:color w:val="000000"/>
     </w:rPr>
     <w:tblPr>
       <w:tblStyleRowBandSize w:val="1"/>
@@ -6594,8 +6640,8 @@
       <w:spacing w:after="0" w:line="240" w:lineRule="auto"/>
     </w:pPr>
     <w:rPr>
-      <w:rFonts w:asciiTheme="majorHAnsi" w:eastAsiaTheme="majorEastAsia" w:hAnsiTheme="majorHAnsi" w:cstheme="majorBidi"/>
-      <w:color w:val="000000" w:themeColor="text1"/>
+      <w:rFonts w:asciiTheme="majorHAnsi" w:eastAsiaTheme="majorEastAsia" w:hAnsiTheme="majorHAnsi" w:cstheme="majorBidi" w:ascii="宋体" w:hAnsi="宋体" w:eastAsia="宋体" w:cs="宋体"/>
+      <w:color w:val="000000"/>
     </w:rPr>
     <w:tblPr>
       <w:tblStyleRowBandSize w:val="1"/>
@@ -6722,8 +6768,8 @@
       <w:spacing w:after="0" w:line="240" w:lineRule="auto"/>
     </w:pPr>
     <w:rPr>
-      <w:rFonts w:asciiTheme="majorHAnsi" w:eastAsiaTheme="majorEastAsia" w:hAnsiTheme="majorHAnsi" w:cstheme="majorBidi"/>
-      <w:color w:val="000000" w:themeColor="text1"/>
+      <w:rFonts w:asciiTheme="majorHAnsi" w:eastAsiaTheme="majorEastAsia" w:hAnsiTheme="majorHAnsi" w:cstheme="majorBidi" w:ascii="宋体" w:hAnsi="宋体" w:eastAsia="宋体" w:cs="宋体"/>
+      <w:color w:val="000000"/>
     </w:rPr>
     <w:tblPr>
       <w:tblStyleRowBandSize w:val="1"/>
@@ -6850,8 +6896,8 @@
       <w:spacing w:after="0" w:line="240" w:lineRule="auto"/>
     </w:pPr>
     <w:rPr>
-      <w:rFonts w:asciiTheme="majorHAnsi" w:eastAsiaTheme="majorEastAsia" w:hAnsiTheme="majorHAnsi" w:cstheme="majorBidi"/>
-      <w:color w:val="000000" w:themeColor="text1"/>
+      <w:rFonts w:asciiTheme="majorHAnsi" w:eastAsiaTheme="majorEastAsia" w:hAnsiTheme="majorHAnsi" w:cstheme="majorBidi" w:ascii="宋体" w:hAnsi="宋体" w:eastAsia="宋体" w:cs="宋体"/>
+      <w:color w:val="000000"/>
     </w:rPr>
     <w:tblPr>
       <w:tblStyleRowBandSize w:val="1"/>
@@ -7489,8 +7535,8 @@
       <w:spacing w:after="0" w:line="240" w:lineRule="auto"/>
     </w:pPr>
     <w:rPr>
-      <w:rFonts w:asciiTheme="majorHAnsi" w:eastAsiaTheme="majorEastAsia" w:hAnsiTheme="majorHAnsi" w:cstheme="majorBidi"/>
-      <w:color w:val="000000" w:themeColor="text1"/>
+      <w:rFonts w:asciiTheme="majorHAnsi" w:eastAsiaTheme="majorEastAsia" w:hAnsiTheme="majorHAnsi" w:cstheme="majorBidi" w:ascii="宋体" w:hAnsi="宋体" w:eastAsia="宋体" w:cs="宋体"/>
+      <w:color w:val="000000"/>
     </w:rPr>
     <w:tblPr>
       <w:tblStyleRowBandSize w:val="1"/>
@@ -7518,7 +7564,7 @@
       <w:rPr>
         <w:b/>
         <w:bCs/>
-        <w:color w:val="000000" w:themeColor="text1"/>
+        <w:color w:val="000000"/>
       </w:rPr>
       <w:tblPr/>
       <w:tcPr>
@@ -7529,7 +7575,7 @@
       <w:rPr>
         <w:b/>
         <w:bCs/>
-        <w:color w:val="000000" w:themeColor="text1"/>
+        <w:color w:val="000000"/>
       </w:rPr>
       <w:tblPr/>
       <w:tcPr>
@@ -7548,7 +7594,7 @@
       <w:rPr>
         <w:b/>
         <w:bCs/>
-        <w:color w:val="000000" w:themeColor="text1"/>
+        <w:color w:val="000000"/>
       </w:rPr>
       <w:tblPr/>
       <w:tcPr>
@@ -7567,7 +7613,7 @@
       <w:rPr>
         <w:b w:val="0"/>
         <w:bCs w:val="0"/>
-        <w:color w:val="000000" w:themeColor="text1"/>
+        <w:color w:val="000000"/>
       </w:rPr>
       <w:tblPr/>
       <w:tcPr>
@@ -7614,8 +7660,8 @@
       <w:spacing w:after="0" w:line="240" w:lineRule="auto"/>
     </w:pPr>
     <w:rPr>
-      <w:rFonts w:asciiTheme="majorHAnsi" w:eastAsiaTheme="majorEastAsia" w:hAnsiTheme="majorHAnsi" w:cstheme="majorBidi"/>
-      <w:color w:val="000000" w:themeColor="text1"/>
+      <w:rFonts w:asciiTheme="majorHAnsi" w:eastAsiaTheme="majorEastAsia" w:hAnsiTheme="majorHAnsi" w:cstheme="majorBidi" w:ascii="宋体" w:hAnsi="宋体" w:eastAsia="宋体" w:cs="宋体"/>
+      <w:color w:val="000000"/>
     </w:rPr>
     <w:tblPr>
       <w:tblStyleRowBandSize w:val="1"/>
@@ -7643,7 +7689,7 @@
       <w:rPr>
         <w:b/>
         <w:bCs/>
-        <w:color w:val="000000" w:themeColor="text1"/>
+        <w:color w:val="000000"/>
       </w:rPr>
       <w:tblPr/>
       <w:tcPr>
@@ -7654,7 +7700,7 @@
       <w:rPr>
         <w:b/>
         <w:bCs/>
-        <w:color w:val="000000" w:themeColor="text1"/>
+        <w:color w:val="000000"/>
       </w:rPr>
       <w:tblPr/>
       <w:tcPr>
@@ -7673,7 +7719,7 @@
       <w:rPr>
         <w:b/>
         <w:bCs/>
-        <w:color w:val="000000" w:themeColor="text1"/>
+        <w:color w:val="000000"/>
       </w:rPr>
       <w:tblPr/>
       <w:tcPr>
@@ -7692,7 +7738,7 @@
       <w:rPr>
         <w:b w:val="0"/>
         <w:bCs w:val="0"/>
-        <w:color w:val="000000" w:themeColor="text1"/>
+        <w:color w:val="000000"/>
       </w:rPr>
       <w:tblPr/>
       <w:tcPr>
@@ -7739,8 +7785,8 @@
       <w:spacing w:after="0" w:line="240" w:lineRule="auto"/>
     </w:pPr>
     <w:rPr>
-      <w:rFonts w:asciiTheme="majorHAnsi" w:eastAsiaTheme="majorEastAsia" w:hAnsiTheme="majorHAnsi" w:cstheme="majorBidi"/>
-      <w:color w:val="000000" w:themeColor="text1"/>
+      <w:rFonts w:asciiTheme="majorHAnsi" w:eastAsiaTheme="majorEastAsia" w:hAnsiTheme="majorHAnsi" w:cstheme="majorBidi" w:ascii="宋体" w:hAnsi="宋体" w:eastAsia="宋体" w:cs="宋体"/>
+      <w:color w:val="000000"/>
     </w:rPr>
     <w:tblPr>
       <w:tblStyleRowBandSize w:val="1"/>
@@ -7768,7 +7814,7 @@
       <w:rPr>
         <w:b/>
         <w:bCs/>
-        <w:color w:val="000000" w:themeColor="text1"/>
+        <w:color w:val="000000"/>
       </w:rPr>
       <w:tblPr/>
       <w:tcPr>
@@ -7779,7 +7825,7 @@
       <w:rPr>
         <w:b/>
         <w:bCs/>
-        <w:color w:val="000000" w:themeColor="text1"/>
+        <w:color w:val="000000"/>
       </w:rPr>
       <w:tblPr/>
       <w:tcPr>
@@ -7798,7 +7844,7 @@
       <w:rPr>
         <w:b/>
         <w:bCs/>
-        <w:color w:val="000000" w:themeColor="text1"/>
+        <w:color w:val="000000"/>
       </w:rPr>
       <w:tblPr/>
       <w:tcPr>
@@ -7817,7 +7863,7 @@
       <w:rPr>
         <w:b w:val="0"/>
         <w:bCs w:val="0"/>
-        <w:color w:val="000000" w:themeColor="text1"/>
+        <w:color w:val="000000"/>
       </w:rPr>
       <w:tblPr/>
       <w:tcPr>
@@ -7864,8 +7910,8 @@
       <w:spacing w:after="0" w:line="240" w:lineRule="auto"/>
     </w:pPr>
     <w:rPr>
-      <w:rFonts w:asciiTheme="majorHAnsi" w:eastAsiaTheme="majorEastAsia" w:hAnsiTheme="majorHAnsi" w:cstheme="majorBidi"/>
-      <w:color w:val="000000" w:themeColor="text1"/>
+      <w:rFonts w:asciiTheme="majorHAnsi" w:eastAsiaTheme="majorEastAsia" w:hAnsiTheme="majorHAnsi" w:cstheme="majorBidi" w:ascii="宋体" w:hAnsi="宋体" w:eastAsia="宋体" w:cs="宋体"/>
+      <w:color w:val="000000"/>
     </w:rPr>
     <w:tblPr>
       <w:tblStyleRowBandSize w:val="1"/>
@@ -7893,7 +7939,7 @@
       <w:rPr>
         <w:b/>
         <w:bCs/>
-        <w:color w:val="000000" w:themeColor="text1"/>
+        <w:color w:val="000000"/>
       </w:rPr>
       <w:tblPr/>
       <w:tcPr>
@@ -7904,7 +7950,7 @@
       <w:rPr>
         <w:b/>
         <w:bCs/>
-        <w:color w:val="000000" w:themeColor="text1"/>
+        <w:color w:val="000000"/>
       </w:rPr>
       <w:tblPr/>
       <w:tcPr>
@@ -7923,7 +7969,7 @@
       <w:rPr>
         <w:b/>
         <w:bCs/>
-        <w:color w:val="000000" w:themeColor="text1"/>
+        <w:color w:val="000000"/>
       </w:rPr>
       <w:tblPr/>
       <w:tcPr>
@@ -7942,7 +7988,7 @@
       <w:rPr>
         <w:b w:val="0"/>
         <w:bCs w:val="0"/>
-        <w:color w:val="000000" w:themeColor="text1"/>
+        <w:color w:val="000000"/>
       </w:rPr>
       <w:tblPr/>
       <w:tcPr>
@@ -7989,8 +8035,8 @@
       <w:spacing w:after="0" w:line="240" w:lineRule="auto"/>
     </w:pPr>
     <w:rPr>
-      <w:rFonts w:asciiTheme="majorHAnsi" w:eastAsiaTheme="majorEastAsia" w:hAnsiTheme="majorHAnsi" w:cstheme="majorBidi"/>
-      <w:color w:val="000000" w:themeColor="text1"/>
+      <w:rFonts w:asciiTheme="majorHAnsi" w:eastAsiaTheme="majorEastAsia" w:hAnsiTheme="majorHAnsi" w:cstheme="majorBidi" w:ascii="宋体" w:hAnsi="宋体" w:eastAsia="宋体" w:cs="宋体"/>
+      <w:color w:val="000000"/>
     </w:rPr>
     <w:tblPr>
       <w:tblStyleRowBandSize w:val="1"/>
@@ -8018,7 +8064,7 @@
       <w:rPr>
         <w:b/>
         <w:bCs/>
-        <w:color w:val="000000" w:themeColor="text1"/>
+        <w:color w:val="000000"/>
       </w:rPr>
       <w:tblPr/>
       <w:tcPr>
@@ -8029,7 +8075,7 @@
       <w:rPr>
         <w:b/>
         <w:bCs/>
-        <w:color w:val="000000" w:themeColor="text1"/>
+        <w:color w:val="000000"/>
       </w:rPr>
       <w:tblPr/>
       <w:tcPr>
@@ -8048,7 +8094,7 @@
       <w:rPr>
         <w:b/>
         <w:bCs/>
-        <w:color w:val="000000" w:themeColor="text1"/>
+        <w:color w:val="000000"/>
       </w:rPr>
       <w:tblPr/>
       <w:tcPr>
@@ -8067,7 +8113,7 @@
       <w:rPr>
         <w:b w:val="0"/>
         <w:bCs w:val="0"/>
-        <w:color w:val="000000" w:themeColor="text1"/>
+        <w:color w:val="000000"/>
       </w:rPr>
       <w:tblPr/>
       <w:tcPr>
@@ -8114,8 +8160,8 @@
       <w:spacing w:after="0" w:line="240" w:lineRule="auto"/>
     </w:pPr>
     <w:rPr>
-      <w:rFonts w:asciiTheme="majorHAnsi" w:eastAsiaTheme="majorEastAsia" w:hAnsiTheme="majorHAnsi" w:cstheme="majorBidi"/>
-      <w:color w:val="000000" w:themeColor="text1"/>
+      <w:rFonts w:asciiTheme="majorHAnsi" w:eastAsiaTheme="majorEastAsia" w:hAnsiTheme="majorHAnsi" w:cstheme="majorBidi" w:ascii="宋体" w:hAnsi="宋体" w:eastAsia="宋体" w:cs="宋体"/>
+      <w:color w:val="000000"/>
     </w:rPr>
     <w:tblPr>
       <w:tblStyleRowBandSize w:val="1"/>
@@ -8143,7 +8189,7 @@
       <w:rPr>
         <w:b/>
         <w:bCs/>
-        <w:color w:val="000000" w:themeColor="text1"/>
+        <w:color w:val="000000"/>
       </w:rPr>
       <w:tblPr/>
       <w:tcPr>
@@ -8154,7 +8200,7 @@
       <w:rPr>
         <w:b/>
         <w:bCs/>
-        <w:color w:val="000000" w:themeColor="text1"/>
+        <w:color w:val="000000"/>
       </w:rPr>
       <w:tblPr/>
       <w:tcPr>
@@ -8173,7 +8219,7 @@
       <w:rPr>
         <w:b/>
         <w:bCs/>
-        <w:color w:val="000000" w:themeColor="text1"/>
+        <w:color w:val="000000"/>
       </w:rPr>
       <w:tblPr/>
       <w:tcPr>
@@ -8192,7 +8238,7 @@
       <w:rPr>
         <w:b w:val="0"/>
         <w:bCs w:val="0"/>
-        <w:color w:val="000000" w:themeColor="text1"/>
+        <w:color w:val="000000"/>
       </w:rPr>
       <w:tblPr/>
       <w:tcPr>
@@ -8239,8 +8285,8 @@
       <w:spacing w:after="0" w:line="240" w:lineRule="auto"/>
     </w:pPr>
     <w:rPr>
-      <w:rFonts w:asciiTheme="majorHAnsi" w:eastAsiaTheme="majorEastAsia" w:hAnsiTheme="majorHAnsi" w:cstheme="majorBidi"/>
-      <w:color w:val="000000" w:themeColor="text1"/>
+      <w:rFonts w:asciiTheme="majorHAnsi" w:eastAsiaTheme="majorEastAsia" w:hAnsiTheme="majorHAnsi" w:cstheme="majorBidi" w:ascii="宋体" w:hAnsi="宋体" w:eastAsia="宋体" w:cs="宋体"/>
+      <w:color w:val="000000"/>
     </w:rPr>
     <w:tblPr>
       <w:tblStyleRowBandSize w:val="1"/>
@@ -8268,7 +8314,7 @@
       <w:rPr>
         <w:b/>
         <w:bCs/>
-        <w:color w:val="000000" w:themeColor="text1"/>
+        <w:color w:val="000000"/>
       </w:rPr>
       <w:tblPr/>
       <w:tcPr>
@@ -8279,7 +8325,7 @@
       <w:rPr>
         <w:b/>
         <w:bCs/>
-        <w:color w:val="000000" w:themeColor="text1"/>
+        <w:color w:val="000000"/>
       </w:rPr>
       <w:tblPr/>
       <w:tcPr>
@@ -8298,7 +8344,7 @@
       <w:rPr>
         <w:b/>
         <w:bCs/>
-        <w:color w:val="000000" w:themeColor="text1"/>
+        <w:color w:val="000000"/>
       </w:rPr>
       <w:tblPr/>
       <w:tcPr>
@@ -8317,7 +8363,7 @@
       <w:rPr>
         <w:b w:val="0"/>
         <w:bCs w:val="0"/>
-        <w:color w:val="000000" w:themeColor="text1"/>
+        <w:color w:val="000000"/>
       </w:rPr>
       <w:tblPr/>
       <w:tcPr>
@@ -8391,7 +8437,7 @@
         <w:bCs/>
         <w:i w:val="0"/>
         <w:iCs w:val="0"/>
-        <w:color w:val="FFFFFF" w:themeColor="background1"/>
+        <w:color w:val="000000"/>
       </w:rPr>
       <w:tblPr/>
       <w:tcPr>
@@ -8412,7 +8458,7 @@
         <w:bCs/>
         <w:i w:val="0"/>
         <w:iCs w:val="0"/>
-        <w:color w:val="FFFFFF" w:themeColor="background1"/>
+        <w:color w:val="000000"/>
       </w:rPr>
       <w:tblPr/>
       <w:tcPr>
@@ -8433,7 +8479,7 @@
         <w:bCs/>
         <w:i w:val="0"/>
         <w:iCs w:val="0"/>
-        <w:color w:val="FFFFFF" w:themeColor="background1"/>
+        <w:color w:val="000000"/>
       </w:rPr>
       <w:tblPr/>
       <w:tcPr>
@@ -8452,7 +8498,7 @@
         <w:bCs/>
         <w:i w:val="0"/>
         <w:iCs w:val="0"/>
-        <w:color w:val="FFFFFF" w:themeColor="background1"/>
+        <w:color w:val="000000"/>
       </w:rPr>
       <w:tblPr/>
       <w:tcPr>
@@ -8532,7 +8578,7 @@
         <w:bCs/>
         <w:i w:val="0"/>
         <w:iCs w:val="0"/>
-        <w:color w:val="FFFFFF" w:themeColor="background1"/>
+        <w:color w:val="000000"/>
       </w:rPr>
       <w:tblPr/>
       <w:tcPr>
@@ -8553,7 +8599,7 @@
         <w:bCs/>
         <w:i w:val="0"/>
         <w:iCs w:val="0"/>
-        <w:color w:val="FFFFFF" w:themeColor="background1"/>
+        <w:color w:val="000000"/>
       </w:rPr>
       <w:tblPr/>
       <w:tcPr>
@@ -8574,7 +8620,7 @@
         <w:bCs/>
         <w:i w:val="0"/>
         <w:iCs w:val="0"/>
-        <w:color w:val="FFFFFF" w:themeColor="background1"/>
+        <w:color w:val="000000"/>
       </w:rPr>
       <w:tblPr/>
       <w:tcPr>
@@ -8593,7 +8639,7 @@
         <w:bCs/>
         <w:i w:val="0"/>
         <w:iCs w:val="0"/>
-        <w:color w:val="FFFFFF" w:themeColor="background1"/>
+        <w:color w:val="000000"/>
       </w:rPr>
       <w:tblPr/>
       <w:tcPr>
@@ -8673,7 +8719,7 @@
         <w:bCs/>
         <w:i w:val="0"/>
         <w:iCs w:val="0"/>
-        <w:color w:val="FFFFFF" w:themeColor="background1"/>
+        <w:color w:val="000000"/>
       </w:rPr>
       <w:tblPr/>
       <w:tcPr>
@@ -8694,7 +8740,7 @@
         <w:bCs/>
         <w:i w:val="0"/>
         <w:iCs w:val="0"/>
-        <w:color w:val="FFFFFF" w:themeColor="background1"/>
+        <w:color w:val="000000"/>
       </w:rPr>
       <w:tblPr/>
       <w:tcPr>
@@ -8715,7 +8761,7 @@
         <w:bCs/>
         <w:i w:val="0"/>
         <w:iCs w:val="0"/>
-        <w:color w:val="FFFFFF" w:themeColor="background1"/>
+        <w:color w:val="000000"/>
       </w:rPr>
       <w:tblPr/>
       <w:tcPr>
@@ -8734,7 +8780,7 @@
         <w:bCs/>
         <w:i w:val="0"/>
         <w:iCs w:val="0"/>
-        <w:color w:val="FFFFFF" w:themeColor="background1"/>
+        <w:color w:val="000000"/>
       </w:rPr>
       <w:tblPr/>
       <w:tcPr>
@@ -8814,7 +8860,7 @@
         <w:bCs/>
         <w:i w:val="0"/>
         <w:iCs w:val="0"/>
-        <w:color w:val="FFFFFF" w:themeColor="background1"/>
+        <w:color w:val="000000"/>
       </w:rPr>
       <w:tblPr/>
       <w:tcPr>
@@ -8835,7 +8881,7 @@
         <w:bCs/>
         <w:i w:val="0"/>
         <w:iCs w:val="0"/>
-        <w:color w:val="FFFFFF" w:themeColor="background1"/>
+        <w:color w:val="000000"/>
       </w:rPr>
       <w:tblPr/>
       <w:tcPr>
@@ -8856,7 +8902,7 @@
         <w:bCs/>
         <w:i w:val="0"/>
         <w:iCs w:val="0"/>
-        <w:color w:val="FFFFFF" w:themeColor="background1"/>
+        <w:color w:val="000000"/>
       </w:rPr>
       <w:tblPr/>
       <w:tcPr>
@@ -8875,7 +8921,7 @@
         <w:bCs/>
         <w:i w:val="0"/>
         <w:iCs w:val="0"/>
-        <w:color w:val="FFFFFF" w:themeColor="background1"/>
+        <w:color w:val="000000"/>
       </w:rPr>
       <w:tblPr/>
       <w:tcPr>
@@ -8955,7 +9001,7 @@
         <w:bCs/>
         <w:i w:val="0"/>
         <w:iCs w:val="0"/>
-        <w:color w:val="FFFFFF" w:themeColor="background1"/>
+        <w:color w:val="000000"/>
       </w:rPr>
       <w:tblPr/>
       <w:tcPr>
@@ -8976,7 +9022,7 @@
         <w:bCs/>
         <w:i w:val="0"/>
         <w:iCs w:val="0"/>
-        <w:color w:val="FFFFFF" w:themeColor="background1"/>
+        <w:color w:val="000000"/>
       </w:rPr>
       <w:tblPr/>
       <w:tcPr>
@@ -8997,7 +9043,7 @@
         <w:bCs/>
         <w:i w:val="0"/>
         <w:iCs w:val="0"/>
-        <w:color w:val="FFFFFF" w:themeColor="background1"/>
+        <w:color w:val="000000"/>
       </w:rPr>
       <w:tblPr/>
       <w:tcPr>
@@ -9016,7 +9062,7 @@
         <w:bCs/>
         <w:i w:val="0"/>
         <w:iCs w:val="0"/>
-        <w:color w:val="FFFFFF" w:themeColor="background1"/>
+        <w:color w:val="000000"/>
       </w:rPr>
       <w:tblPr/>
       <w:tcPr>
@@ -9096,7 +9142,7 @@
         <w:bCs/>
         <w:i w:val="0"/>
         <w:iCs w:val="0"/>
-        <w:color w:val="FFFFFF" w:themeColor="background1"/>
+        <w:color w:val="000000"/>
       </w:rPr>
       <w:tblPr/>
       <w:tcPr>
@@ -9117,7 +9163,7 @@
         <w:bCs/>
         <w:i w:val="0"/>
         <w:iCs w:val="0"/>
-        <w:color w:val="FFFFFF" w:themeColor="background1"/>
+        <w:color w:val="000000"/>
       </w:rPr>
       <w:tblPr/>
       <w:tcPr>
@@ -9138,7 +9184,7 @@
         <w:bCs/>
         <w:i w:val="0"/>
         <w:iCs w:val="0"/>
-        <w:color w:val="FFFFFF" w:themeColor="background1"/>
+        <w:color w:val="000000"/>
       </w:rPr>
       <w:tblPr/>
       <w:tcPr>
@@ -9157,7 +9203,7 @@
         <w:bCs/>
         <w:i w:val="0"/>
         <w:iCs w:val="0"/>
-        <w:color w:val="FFFFFF" w:themeColor="background1"/>
+        <w:color w:val="000000"/>
       </w:rPr>
       <w:tblPr/>
       <w:tcPr>
@@ -9237,7 +9283,7 @@
         <w:bCs/>
         <w:i w:val="0"/>
         <w:iCs w:val="0"/>
-        <w:color w:val="FFFFFF" w:themeColor="background1"/>
+        <w:color w:val="000000"/>
       </w:rPr>
       <w:tblPr/>
       <w:tcPr>
@@ -9258,7 +9304,7 @@
         <w:bCs/>
         <w:i w:val="0"/>
         <w:iCs w:val="0"/>
-        <w:color w:val="FFFFFF" w:themeColor="background1"/>
+        <w:color w:val="000000"/>
       </w:rPr>
       <w:tblPr/>
       <w:tcPr>
@@ -9279,7 +9325,7 @@
         <w:bCs/>
         <w:i w:val="0"/>
         <w:iCs w:val="0"/>
-        <w:color w:val="FFFFFF" w:themeColor="background1"/>
+        <w:color w:val="000000"/>
       </w:rPr>
       <w:tblPr/>
       <w:tcPr>
@@ -9298,7 +9344,7 @@
         <w:bCs/>
         <w:i w:val="0"/>
         <w:iCs w:val="0"/>
-        <w:color w:val="FFFFFF" w:themeColor="background1"/>
+        <w:color w:val="000000"/>
       </w:rPr>
       <w:tblPr/>
       <w:tcPr>
@@ -9351,7 +9397,7 @@
       <w:spacing w:after="0" w:line="240" w:lineRule="auto"/>
     </w:pPr>
     <w:rPr>
-      <w:color w:val="FFFFFF" w:themeColor="background1"/>
+      <w:color w:val="000000"/>
     </w:rPr>
     <w:tblPr>
       <w:tblStyleRowBandSize w:val="1"/>
@@ -9465,7 +9511,7 @@
       <w:spacing w:after="0" w:line="240" w:lineRule="auto"/>
     </w:pPr>
     <w:rPr>
-      <w:color w:val="FFFFFF" w:themeColor="background1"/>
+      <w:color w:val="000000"/>
     </w:rPr>
     <w:tblPr>
       <w:tblStyleRowBandSize w:val="1"/>
@@ -9579,7 +9625,7 @@
       <w:spacing w:after="0" w:line="240" w:lineRule="auto"/>
     </w:pPr>
     <w:rPr>
-      <w:color w:val="FFFFFF" w:themeColor="background1"/>
+      <w:color w:val="000000"/>
     </w:rPr>
     <w:tblPr>
       <w:tblStyleRowBandSize w:val="1"/>
@@ -9693,7 +9739,7 @@
       <w:spacing w:after="0" w:line="240" w:lineRule="auto"/>
     </w:pPr>
     <w:rPr>
-      <w:color w:val="FFFFFF" w:themeColor="background1"/>
+      <w:color w:val="000000"/>
     </w:rPr>
     <w:tblPr>
       <w:tblStyleRowBandSize w:val="1"/>
@@ -9807,7 +9853,7 @@
       <w:spacing w:after="0" w:line="240" w:lineRule="auto"/>
     </w:pPr>
     <w:rPr>
-      <w:color w:val="FFFFFF" w:themeColor="background1"/>
+      <w:color w:val="000000"/>
     </w:rPr>
     <w:tblPr>
       <w:tblStyleRowBandSize w:val="1"/>
@@ -9921,7 +9967,7 @@
       <w:spacing w:after="0" w:line="240" w:lineRule="auto"/>
     </w:pPr>
     <w:rPr>
-      <w:color w:val="FFFFFF" w:themeColor="background1"/>
+      <w:color w:val="000000"/>
     </w:rPr>
     <w:tblPr>
       <w:tblStyleRowBandSize w:val="1"/>
@@ -10035,7 +10081,7 @@
       <w:spacing w:after="0" w:line="240" w:lineRule="auto"/>
     </w:pPr>
     <w:rPr>
-      <w:color w:val="FFFFFF" w:themeColor="background1"/>
+      <w:color w:val="000000"/>
     </w:rPr>
     <w:tblPr>
       <w:tblStyleRowBandSize w:val="1"/>
@@ -10149,7 +10195,7 @@
       <w:spacing w:after="0" w:line="240" w:lineRule="auto"/>
     </w:pPr>
     <w:rPr>
-      <w:color w:val="000000" w:themeColor="text1"/>
+      <w:color w:val="000000"/>
     </w:rPr>
     <w:tblPr>
       <w:tblStyleRowBandSize w:val="1"/>
@@ -10195,7 +10241,7 @@
       <w:rPr>
         <w:b/>
         <w:bCs/>
-        <w:color w:val="FFFFFF" w:themeColor="background1"/>
+        <w:color w:val="000000"/>
       </w:rPr>
       <w:tblPr/>
       <w:tcPr>
@@ -10207,7 +10253,7 @@
     </w:tblStylePr>
     <w:tblStylePr w:type="firstCol">
       <w:rPr>
-        <w:color w:val="FFFFFF" w:themeColor="background1"/>
+        <w:color w:val="000000"/>
       </w:rPr>
       <w:tblPr/>
       <w:tcPr>
@@ -10224,7 +10270,7 @@
     </w:tblStylePr>
     <w:tblStylePr w:type="lastCol">
       <w:rPr>
-        <w:color w:val="FFFFFF" w:themeColor="background1"/>
+        <w:color w:val="000000"/>
       </w:rPr>
       <w:tblPr/>
       <w:tcPr>
@@ -10253,12 +10299,12 @@
     </w:tblStylePr>
     <w:tblStylePr w:type="neCell">
       <w:rPr>
-        <w:color w:val="000000" w:themeColor="text1"/>
+        <w:color w:val="000000"/>
       </w:rPr>
     </w:tblStylePr>
     <w:tblStylePr w:type="nwCell">
       <w:rPr>
-        <w:color w:val="000000" w:themeColor="text1"/>
+        <w:color w:val="000000"/>
       </w:rPr>
     </w:tblStylePr>
   </w:style>
@@ -10271,7 +10317,7 @@
       <w:spacing w:after="0" w:line="240" w:lineRule="auto"/>
     </w:pPr>
     <w:rPr>
-      <w:color w:val="000000" w:themeColor="text1"/>
+      <w:color w:val="000000"/>
     </w:rPr>
     <w:tblPr>
       <w:tblStyleRowBandSize w:val="1"/>
@@ -10317,7 +10363,7 @@
       <w:rPr>
         <w:b/>
         <w:bCs/>
-        <w:color w:val="FFFFFF" w:themeColor="background1"/>
+        <w:color w:val="000000"/>
       </w:rPr>
       <w:tblPr/>
       <w:tcPr>
@@ -10329,7 +10375,7 @@
     </w:tblStylePr>
     <w:tblStylePr w:type="firstCol">
       <w:rPr>
-        <w:color w:val="FFFFFF" w:themeColor="background1"/>
+        <w:color w:val="000000"/>
       </w:rPr>
       <w:tblPr/>
       <w:tcPr>
@@ -10346,7 +10392,7 @@
     </w:tblStylePr>
     <w:tblStylePr w:type="lastCol">
       <w:rPr>
-        <w:color w:val="FFFFFF" w:themeColor="background1"/>
+        <w:color w:val="000000"/>
       </w:rPr>
       <w:tblPr/>
       <w:tcPr>
@@ -10375,12 +10421,12 @@
     </w:tblStylePr>
     <w:tblStylePr w:type="neCell">
       <w:rPr>
-        <w:color w:val="000000" w:themeColor="text1"/>
+        <w:color w:val="000000"/>
       </w:rPr>
     </w:tblStylePr>
     <w:tblStylePr w:type="nwCell">
       <w:rPr>
-        <w:color w:val="000000" w:themeColor="text1"/>
+        <w:color w:val="000000"/>
       </w:rPr>
     </w:tblStylePr>
   </w:style>
@@ -10393,7 +10439,7 @@
       <w:spacing w:after="0" w:line="240" w:lineRule="auto"/>
     </w:pPr>
     <w:rPr>
-      <w:color w:val="000000" w:themeColor="text1"/>
+      <w:color w:val="000000"/>
     </w:rPr>
     <w:tblPr>
       <w:tblStyleRowBandSize w:val="1"/>
@@ -10439,7 +10485,7 @@
       <w:rPr>
         <w:b/>
         <w:bCs/>
-        <w:color w:val="FFFFFF" w:themeColor="background1"/>
+        <w:color w:val="000000"/>
       </w:rPr>
       <w:tblPr/>
       <w:tcPr>
@@ -10451,7 +10497,7 @@
     </w:tblStylePr>
     <w:tblStylePr w:type="firstCol">
       <w:rPr>
-        <w:color w:val="FFFFFF" w:themeColor="background1"/>
+        <w:color w:val="000000"/>
       </w:rPr>
       <w:tblPr/>
       <w:tcPr>
@@ -10468,7 +10514,7 @@
     </w:tblStylePr>
     <w:tblStylePr w:type="lastCol">
       <w:rPr>
-        <w:color w:val="FFFFFF" w:themeColor="background1"/>
+        <w:color w:val="000000"/>
       </w:rPr>
       <w:tblPr/>
       <w:tcPr>
@@ -10497,12 +10543,12 @@
     </w:tblStylePr>
     <w:tblStylePr w:type="neCell">
       <w:rPr>
-        <w:color w:val="000000" w:themeColor="text1"/>
+        <w:color w:val="000000"/>
       </w:rPr>
     </w:tblStylePr>
     <w:tblStylePr w:type="nwCell">
       <w:rPr>
-        <w:color w:val="000000" w:themeColor="text1"/>
+        <w:color w:val="000000"/>
       </w:rPr>
     </w:tblStylePr>
   </w:style>
@@ -10515,7 +10561,7 @@
       <w:spacing w:after="0" w:line="240" w:lineRule="auto"/>
     </w:pPr>
     <w:rPr>
-      <w:color w:val="000000" w:themeColor="text1"/>
+      <w:color w:val="000000"/>
     </w:rPr>
     <w:tblPr>
       <w:tblStyleRowBandSize w:val="1"/>
@@ -10561,7 +10607,7 @@
       <w:rPr>
         <w:b/>
         <w:bCs/>
-        <w:color w:val="FFFFFF" w:themeColor="background1"/>
+        <w:color w:val="000000"/>
       </w:rPr>
       <w:tblPr/>
       <w:tcPr>
@@ -10573,7 +10619,7 @@
     </w:tblStylePr>
     <w:tblStylePr w:type="firstCol">
       <w:rPr>
-        <w:color w:val="FFFFFF" w:themeColor="background1"/>
+        <w:color w:val="000000"/>
       </w:rPr>
       <w:tblPr/>
       <w:tcPr>
@@ -10590,7 +10636,7 @@
     </w:tblStylePr>
     <w:tblStylePr w:type="lastCol">
       <w:rPr>
-        <w:color w:val="FFFFFF" w:themeColor="background1"/>
+        <w:color w:val="000000"/>
       </w:rPr>
       <w:tblPr/>
       <w:tcPr>
@@ -10627,7 +10673,7 @@
       <w:spacing w:after="0" w:line="240" w:lineRule="auto"/>
     </w:pPr>
     <w:rPr>
-      <w:color w:val="000000" w:themeColor="text1"/>
+      <w:color w:val="000000"/>
     </w:rPr>
     <w:tblPr>
       <w:tblStyleRowBandSize w:val="1"/>
@@ -10673,7 +10719,7 @@
       <w:rPr>
         <w:b/>
         <w:bCs/>
-        <w:color w:val="FFFFFF" w:themeColor="background1"/>
+        <w:color w:val="000000"/>
       </w:rPr>
       <w:tblPr/>
       <w:tcPr>
@@ -10685,7 +10731,7 @@
     </w:tblStylePr>
     <w:tblStylePr w:type="firstCol">
       <w:rPr>
-        <w:color w:val="FFFFFF" w:themeColor="background1"/>
+        <w:color w:val="000000"/>
       </w:rPr>
       <w:tblPr/>
       <w:tcPr>
@@ -10702,7 +10748,7 @@
     </w:tblStylePr>
     <w:tblStylePr w:type="lastCol">
       <w:rPr>
-        <w:color w:val="FFFFFF" w:themeColor="background1"/>
+        <w:color w:val="000000"/>
       </w:rPr>
       <w:tblPr/>
       <w:tcPr>
@@ -10731,12 +10777,12 @@
     </w:tblStylePr>
     <w:tblStylePr w:type="neCell">
       <w:rPr>
-        <w:color w:val="000000" w:themeColor="text1"/>
+        <w:color w:val="000000"/>
       </w:rPr>
     </w:tblStylePr>
     <w:tblStylePr w:type="nwCell">
       <w:rPr>
-        <w:color w:val="000000" w:themeColor="text1"/>
+        <w:color w:val="000000"/>
       </w:rPr>
     </w:tblStylePr>
   </w:style>
@@ -10749,7 +10795,7 @@
       <w:spacing w:after="0" w:line="240" w:lineRule="auto"/>
     </w:pPr>
     <w:rPr>
-      <w:color w:val="000000" w:themeColor="text1"/>
+      <w:color w:val="000000"/>
     </w:rPr>
     <w:tblPr>
       <w:tblStyleRowBandSize w:val="1"/>
@@ -10795,7 +10841,7 @@
       <w:rPr>
         <w:b/>
         <w:bCs/>
-        <w:color w:val="FFFFFF" w:themeColor="background1"/>
+        <w:color w:val="000000"/>
       </w:rPr>
       <w:tblPr/>
       <w:tcPr>
@@ -10807,7 +10853,7 @@
     </w:tblStylePr>
     <w:tblStylePr w:type="firstCol">
       <w:rPr>
-        <w:color w:val="FFFFFF" w:themeColor="background1"/>
+        <w:color w:val="000000"/>
       </w:rPr>
       <w:tblPr/>
       <w:tcPr>
@@ -10824,7 +10870,7 @@
     </w:tblStylePr>
     <w:tblStylePr w:type="lastCol">
       <w:rPr>
-        <w:color w:val="FFFFFF" w:themeColor="background1"/>
+        <w:color w:val="000000"/>
       </w:rPr>
       <w:tblPr/>
       <w:tcPr>
@@ -10853,12 +10899,12 @@
     </w:tblStylePr>
     <w:tblStylePr w:type="neCell">
       <w:rPr>
-        <w:color w:val="000000" w:themeColor="text1"/>
+        <w:color w:val="000000"/>
       </w:rPr>
     </w:tblStylePr>
     <w:tblStylePr w:type="nwCell">
       <w:rPr>
-        <w:color w:val="000000" w:themeColor="text1"/>
+        <w:color w:val="000000"/>
       </w:rPr>
     </w:tblStylePr>
   </w:style>
@@ -10871,7 +10917,7 @@
       <w:spacing w:after="0" w:line="240" w:lineRule="auto"/>
     </w:pPr>
     <w:rPr>
-      <w:color w:val="000000" w:themeColor="text1"/>
+      <w:color w:val="000000"/>
     </w:rPr>
     <w:tblPr>
       <w:tblStyleRowBandSize w:val="1"/>
@@ -10917,7 +10963,7 @@
       <w:rPr>
         <w:b/>
         <w:bCs/>
-        <w:color w:val="FFFFFF" w:themeColor="background1"/>
+        <w:color w:val="000000"/>
       </w:rPr>
       <w:tblPr/>
       <w:tcPr>
@@ -10929,7 +10975,7 @@
     </w:tblStylePr>
     <w:tblStylePr w:type="firstCol">
       <w:rPr>
-        <w:color w:val="FFFFFF" w:themeColor="background1"/>
+        <w:color w:val="000000"/>
       </w:rPr>
       <w:tblPr/>
       <w:tcPr>
@@ -10946,7 +10992,7 @@
     </w:tblStylePr>
     <w:tblStylePr w:type="lastCol">
       <w:rPr>
-        <w:color w:val="FFFFFF" w:themeColor="background1"/>
+        <w:color w:val="000000"/>
       </w:rPr>
       <w:tblPr/>
       <w:tcPr>
@@ -10975,12 +11021,12 @@
     </w:tblStylePr>
     <w:tblStylePr w:type="neCell">
       <w:rPr>
-        <w:color w:val="000000" w:themeColor="text1"/>
+        <w:color w:val="000000"/>
       </w:rPr>
     </w:tblStylePr>
     <w:tblStylePr w:type="nwCell">
       <w:rPr>
-        <w:color w:val="000000" w:themeColor="text1"/>
+        <w:color w:val="000000"/>
       </w:rPr>
     </w:tblStylePr>
   </w:style>
@@ -10993,7 +11039,7 @@
       <w:spacing w:after="0" w:line="240" w:lineRule="auto"/>
     </w:pPr>
     <w:rPr>
-      <w:color w:val="000000" w:themeColor="text1"/>
+      <w:color w:val="000000"/>
     </w:rPr>
     <w:tblPr>
       <w:tblStyleRowBandSize w:val="1"/>
@@ -11013,7 +11059,7 @@
       <w:rPr>
         <w:b/>
         <w:bCs/>
-        <w:color w:val="FFFFFF" w:themeColor="background1"/>
+        <w:color w:val="000000"/>
       </w:rPr>
       <w:tblPr/>
       <w:tcPr>
@@ -11027,7 +11073,7 @@
       <w:rPr>
         <w:b/>
         <w:bCs/>
-        <w:color w:val="9E3A38" w:themeColor="accent2" w:themeShade="CC"/>
+        <w:color w:val="000000"/>
       </w:rPr>
       <w:tblPr/>
       <w:tcPr>
@@ -11079,7 +11125,7 @@
       <w:spacing w:after="0" w:line="240" w:lineRule="auto"/>
     </w:pPr>
     <w:rPr>
-      <w:color w:val="000000" w:themeColor="text1"/>
+      <w:color w:val="000000"/>
     </w:rPr>
     <w:tblPr>
       <w:tblStyleRowBandSize w:val="1"/>
@@ -11099,7 +11145,7 @@
       <w:rPr>
         <w:b/>
         <w:bCs/>
-        <w:color w:val="FFFFFF" w:themeColor="background1"/>
+        <w:color w:val="000000"/>
       </w:rPr>
       <w:tblPr/>
       <w:tcPr>
@@ -11113,7 +11159,7 @@
       <w:rPr>
         <w:b/>
         <w:bCs/>
-        <w:color w:val="9E3A38" w:themeColor="accent2" w:themeShade="CC"/>
+        <w:color w:val="000000"/>
       </w:rPr>
       <w:tblPr/>
       <w:tcPr>
@@ -11165,7 +11211,7 @@
       <w:spacing w:after="0" w:line="240" w:lineRule="auto"/>
     </w:pPr>
     <w:rPr>
-      <w:color w:val="000000" w:themeColor="text1"/>
+      <w:color w:val="000000"/>
     </w:rPr>
     <w:tblPr>
       <w:tblStyleRowBandSize w:val="1"/>
@@ -11185,7 +11231,7 @@
       <w:rPr>
         <w:b/>
         <w:bCs/>
-        <w:color w:val="FFFFFF" w:themeColor="background1"/>
+        <w:color w:val="000000"/>
       </w:rPr>
       <w:tblPr/>
       <w:tcPr>
@@ -11199,7 +11245,7 @@
       <w:rPr>
         <w:b/>
         <w:bCs/>
-        <w:color w:val="9E3A38" w:themeColor="accent2" w:themeShade="CC"/>
+        <w:color w:val="000000"/>
       </w:rPr>
       <w:tblPr/>
       <w:tcPr>
@@ -11251,7 +11297,7 @@
       <w:spacing w:after="0" w:line="240" w:lineRule="auto"/>
     </w:pPr>
     <w:rPr>
-      <w:color w:val="000000" w:themeColor="text1"/>
+      <w:color w:val="000000"/>
     </w:rPr>
     <w:tblPr>
       <w:tblStyleRowBandSize w:val="1"/>
@@ -11271,7 +11317,7 @@
       <w:rPr>
         <w:b/>
         <w:bCs/>
-        <w:color w:val="FFFFFF" w:themeColor="background1"/>
+        <w:color w:val="000000"/>
       </w:rPr>
       <w:tblPr/>
       <w:tcPr>
@@ -11285,7 +11331,7 @@
       <w:rPr>
         <w:b/>
         <w:bCs/>
-        <w:color w:val="664E82" w:themeColor="accent4" w:themeShade="CC"/>
+        <w:color w:val="000000"/>
       </w:rPr>
       <w:tblPr/>
       <w:tcPr>
@@ -11337,7 +11383,7 @@
       <w:spacing w:after="0" w:line="240" w:lineRule="auto"/>
     </w:pPr>
     <w:rPr>
-      <w:color w:val="000000" w:themeColor="text1"/>
+      <w:color w:val="000000"/>
     </w:rPr>
     <w:tblPr>
       <w:tblStyleRowBandSize w:val="1"/>
@@ -11357,7 +11403,7 @@
       <w:rPr>
         <w:b/>
         <w:bCs/>
-        <w:color w:val="FFFFFF" w:themeColor="background1"/>
+        <w:color w:val="000000"/>
       </w:rPr>
       <w:tblPr/>
       <w:tcPr>
@@ -11371,7 +11417,7 @@
       <w:rPr>
         <w:b/>
         <w:bCs/>
-        <w:color w:val="7E9C40" w:themeColor="accent3" w:themeShade="CC"/>
+        <w:color w:val="000000"/>
       </w:rPr>
       <w:tblPr/>
       <w:tcPr>
@@ -11423,7 +11469,7 @@
       <w:spacing w:after="0" w:line="240" w:lineRule="auto"/>
     </w:pPr>
     <w:rPr>
-      <w:color w:val="000000" w:themeColor="text1"/>
+      <w:color w:val="000000"/>
     </w:rPr>
     <w:tblPr>
       <w:tblStyleRowBandSize w:val="1"/>
@@ -11443,7 +11489,7 @@
       <w:rPr>
         <w:b/>
         <w:bCs/>
-        <w:color w:val="FFFFFF" w:themeColor="background1"/>
+        <w:color w:val="000000"/>
       </w:rPr>
       <w:tblPr/>
       <w:tcPr>
@@ -11457,7 +11503,7 @@
       <w:rPr>
         <w:b/>
         <w:bCs/>
-        <w:color w:val="F2730A" w:themeColor="accent6" w:themeShade="CC"/>
+        <w:color w:val="000000"/>
       </w:rPr>
       <w:tblPr/>
       <w:tcPr>
@@ -11509,7 +11555,7 @@
       <w:spacing w:after="0" w:line="240" w:lineRule="auto"/>
     </w:pPr>
     <w:rPr>
-      <w:color w:val="000000" w:themeColor="text1"/>
+      <w:color w:val="000000"/>
     </w:rPr>
     <w:tblPr>
       <w:tblStyleRowBandSize w:val="1"/>
@@ -11529,7 +11575,7 @@
       <w:rPr>
         <w:b/>
         <w:bCs/>
-        <w:color w:val="FFFFFF" w:themeColor="background1"/>
+        <w:color w:val="000000"/>
       </w:rPr>
       <w:tblPr/>
       <w:tcPr>
@@ -11543,7 +11589,7 @@
       <w:rPr>
         <w:b/>
         <w:bCs/>
-        <w:color w:val="348DA5" w:themeColor="accent5" w:themeShade="CC"/>
+        <w:color w:val="000000"/>
       </w:rPr>
       <w:tblPr/>
       <w:tcPr>
@@ -11595,7 +11641,7 @@
       <w:spacing w:after="0" w:line="240" w:lineRule="auto"/>
     </w:pPr>
     <w:rPr>
-      <w:color w:val="000000" w:themeColor="text1"/>
+      <w:color w:val="000000"/>
     </w:rPr>
     <w:tblPr>
       <w:tblStyleRowBandSize w:val="1"/>
@@ -11628,7 +11674,7 @@
       <w:rPr>
         <w:b/>
         <w:bCs/>
-        <w:color w:val="000000" w:themeColor="text1"/>
+        <w:color w:val="000000"/>
       </w:rPr>
       <w:tblPr/>
       <w:tcPr>
@@ -11637,7 +11683,7 @@
     </w:tblStylePr>
     <w:tblStylePr w:type="firstCol">
       <w:rPr>
-        <w:color w:val="FFFFFF" w:themeColor="background1"/>
+        <w:color w:val="000000"/>
       </w:rPr>
       <w:tblPr/>
       <w:tcPr>
@@ -11646,7 +11692,7 @@
     </w:tblStylePr>
     <w:tblStylePr w:type="lastCol">
       <w:rPr>
-        <w:color w:val="FFFFFF" w:themeColor="background1"/>
+        <w:color w:val="000000"/>
       </w:rPr>
       <w:tblPr/>
       <w:tcPr>
@@ -11675,7 +11721,7 @@
       <w:spacing w:after="0" w:line="240" w:lineRule="auto"/>
     </w:pPr>
     <w:rPr>
-      <w:color w:val="000000" w:themeColor="text1"/>
+      <w:color w:val="000000"/>
     </w:rPr>
     <w:tblPr>
       <w:tblStyleRowBandSize w:val="1"/>
@@ -11708,7 +11754,7 @@
       <w:rPr>
         <w:b/>
         <w:bCs/>
-        <w:color w:val="000000" w:themeColor="text1"/>
+        <w:color w:val="000000"/>
       </w:rPr>
       <w:tblPr/>
       <w:tcPr>
@@ -11717,7 +11763,7 @@
     </w:tblStylePr>
     <w:tblStylePr w:type="firstCol">
       <w:rPr>
-        <w:color w:val="FFFFFF" w:themeColor="background1"/>
+        <w:color w:val="000000"/>
       </w:rPr>
       <w:tblPr/>
       <w:tcPr>
@@ -11726,7 +11772,7 @@
     </w:tblStylePr>
     <w:tblStylePr w:type="lastCol">
       <w:rPr>
-        <w:color w:val="FFFFFF" w:themeColor="background1"/>
+        <w:color w:val="000000"/>
       </w:rPr>
       <w:tblPr/>
       <w:tcPr>
@@ -11755,7 +11801,7 @@
       <w:spacing w:after="0" w:line="240" w:lineRule="auto"/>
     </w:pPr>
     <w:rPr>
-      <w:color w:val="000000" w:themeColor="text1"/>
+      <w:color w:val="000000"/>
     </w:rPr>
     <w:tblPr>
       <w:tblStyleRowBandSize w:val="1"/>
@@ -11788,7 +11834,7 @@
       <w:rPr>
         <w:b/>
         <w:bCs/>
-        <w:color w:val="000000" w:themeColor="text1"/>
+        <w:color w:val="000000"/>
       </w:rPr>
       <w:tblPr/>
       <w:tcPr>
@@ -11797,7 +11843,7 @@
     </w:tblStylePr>
     <w:tblStylePr w:type="firstCol">
       <w:rPr>
-        <w:color w:val="FFFFFF" w:themeColor="background1"/>
+        <w:color w:val="000000"/>
       </w:rPr>
       <w:tblPr/>
       <w:tcPr>
@@ -11806,7 +11852,7 @@
     </w:tblStylePr>
     <w:tblStylePr w:type="lastCol">
       <w:rPr>
-        <w:color w:val="FFFFFF" w:themeColor="background1"/>
+        <w:color w:val="000000"/>
       </w:rPr>
       <w:tblPr/>
       <w:tcPr>
@@ -11835,7 +11881,7 @@
       <w:spacing w:after="0" w:line="240" w:lineRule="auto"/>
     </w:pPr>
     <w:rPr>
-      <w:color w:val="000000" w:themeColor="text1"/>
+      <w:color w:val="000000"/>
     </w:rPr>
     <w:tblPr>
       <w:tblStyleRowBandSize w:val="1"/>
@@ -11868,7 +11914,7 @@
       <w:rPr>
         <w:b/>
         <w:bCs/>
-        <w:color w:val="000000" w:themeColor="text1"/>
+        <w:color w:val="000000"/>
       </w:rPr>
       <w:tblPr/>
       <w:tcPr>
@@ -11877,7 +11923,7 @@
     </w:tblStylePr>
     <w:tblStylePr w:type="firstCol">
       <w:rPr>
-        <w:color w:val="FFFFFF" w:themeColor="background1"/>
+        <w:color w:val="000000"/>
       </w:rPr>
       <w:tblPr/>
       <w:tcPr>
@@ -11886,7 +11932,7 @@
     </w:tblStylePr>
     <w:tblStylePr w:type="lastCol">
       <w:rPr>
-        <w:color w:val="FFFFFF" w:themeColor="background1"/>
+        <w:color w:val="000000"/>
       </w:rPr>
       <w:tblPr/>
       <w:tcPr>
@@ -11915,7 +11961,7 @@
       <w:spacing w:after="0" w:line="240" w:lineRule="auto"/>
     </w:pPr>
     <w:rPr>
-      <w:color w:val="000000" w:themeColor="text1"/>
+      <w:color w:val="000000"/>
     </w:rPr>
     <w:tblPr>
       <w:tblStyleRowBandSize w:val="1"/>
@@ -11948,7 +11994,7 @@
       <w:rPr>
         <w:b/>
         <w:bCs/>
-        <w:color w:val="000000" w:themeColor="text1"/>
+        <w:color w:val="000000"/>
       </w:rPr>
       <w:tblPr/>
       <w:tcPr>
@@ -11957,7 +12003,7 @@
     </w:tblStylePr>
     <w:tblStylePr w:type="firstCol">
       <w:rPr>
-        <w:color w:val="FFFFFF" w:themeColor="background1"/>
+        <w:color w:val="000000"/>
       </w:rPr>
       <w:tblPr/>
       <w:tcPr>
@@ -11966,7 +12012,7 @@
     </w:tblStylePr>
     <w:tblStylePr w:type="lastCol">
       <w:rPr>
-        <w:color w:val="FFFFFF" w:themeColor="background1"/>
+        <w:color w:val="000000"/>
       </w:rPr>
       <w:tblPr/>
       <w:tcPr>
@@ -11995,7 +12041,7 @@
       <w:spacing w:after="0" w:line="240" w:lineRule="auto"/>
     </w:pPr>
     <w:rPr>
-      <w:color w:val="000000" w:themeColor="text1"/>
+      <w:color w:val="000000"/>
     </w:rPr>
     <w:tblPr>
       <w:tblStyleRowBandSize w:val="1"/>
@@ -12028,7 +12074,7 @@
       <w:rPr>
         <w:b/>
         <w:bCs/>
-        <w:color w:val="000000" w:themeColor="text1"/>
+        <w:color w:val="000000"/>
       </w:rPr>
       <w:tblPr/>
       <w:tcPr>
@@ -12037,7 +12083,7 @@
     </w:tblStylePr>
     <w:tblStylePr w:type="firstCol">
       <w:rPr>
-        <w:color w:val="FFFFFF" w:themeColor="background1"/>
+        <w:color w:val="000000"/>
       </w:rPr>
       <w:tblPr/>
       <w:tcPr>
@@ -12046,7 +12092,7 @@
     </w:tblStylePr>
     <w:tblStylePr w:type="lastCol">
       <w:rPr>
-        <w:color w:val="FFFFFF" w:themeColor="background1"/>
+        <w:color w:val="000000"/>
       </w:rPr>
       <w:tblPr/>
       <w:tcPr>
@@ -12075,7 +12121,7 @@
       <w:spacing w:after="0" w:line="240" w:lineRule="auto"/>
     </w:pPr>
     <w:rPr>
-      <w:color w:val="000000" w:themeColor="text1"/>
+      <w:color w:val="000000"/>
     </w:rPr>
     <w:tblPr>
       <w:tblStyleRowBandSize w:val="1"/>
@@ -12108,7 +12154,7 @@
       <w:rPr>
         <w:b/>
         <w:bCs/>
-        <w:color w:val="000000" w:themeColor="text1"/>
+        <w:color w:val="000000"/>
       </w:rPr>
       <w:tblPr/>
       <w:tcPr>
@@ -12117,7 +12163,7 @@
     </w:tblStylePr>
     <w:tblStylePr w:type="firstCol">
       <w:rPr>
-        <w:color w:val="FFFFFF" w:themeColor="background1"/>
+        <w:color w:val="000000"/>
       </w:rPr>
       <w:tblPr/>
       <w:tcPr>
@@ -12126,7 +12172,7 @@
     </w:tblStylePr>
     <w:tblStylePr w:type="lastCol">
       <w:rPr>
-        <w:color w:val="FFFFFF" w:themeColor="background1"/>
+        <w:color w:val="000000"/>
       </w:rPr>
       <w:tblPr/>
       <w:tcPr>
@@ -23962,34 +24008,34 @@
         <a:sysClr val="window" lastClr="FFFFFF"/>
       </a:lt1>
       <a:dk2>
-        <a:srgbClr val="1F497D"/>
+        <a:srgbClr val="000000"/>
       </a:dk2>
       <a:lt2>
-        <a:srgbClr val="EEECE1"/>
+        <a:srgbClr val="000000"/>
       </a:lt2>
       <a:accent1>
-        <a:srgbClr val="4F81BD"/>
+        <a:srgbClr val="000000"/>
       </a:accent1>
       <a:accent2>
-        <a:srgbClr val="C0504D"/>
+        <a:srgbClr val="000000"/>
       </a:accent2>
       <a:accent3>
-        <a:srgbClr val="9BBB59"/>
+        <a:srgbClr val="000000"/>
       </a:accent3>
       <a:accent4>
-        <a:srgbClr val="8064A2"/>
+        <a:srgbClr val="000000"/>
       </a:accent4>
       <a:accent5>
-        <a:srgbClr val="4BACC6"/>
+        <a:srgbClr val="000000"/>
       </a:accent5>
       <a:accent6>
-        <a:srgbClr val="F79646"/>
+        <a:srgbClr val="000000"/>
       </a:accent6>
       <a:hlink>
-        <a:srgbClr val="0000FF"/>
+        <a:srgbClr val="000000"/>
       </a:hlink>
       <a:folHlink>
-        <a:srgbClr val="800080"/>
+        <a:srgbClr val="000000"/>
       </a:folHlink>
     </a:clrScheme>
     <a:fontScheme name="Office">
